--- a/5. 2D part two/Отчёт 5 ПКГ Зорин.docx
+++ b/5. 2D part two/Отчёт 5 ПКГ Зорин.docx
@@ -9,7 +9,7 @@
           <w:rFonts w:ascii="Times New Roman" w:hAnsi="Times New Roman" w:cs="Times New Roman"/>
           <w:sz w:val="40"/>
           <w:szCs w:val="40"/>
-          <w:lang w:val="en-US"/>
+          <w:lang w:val="ru-RU"/>
         </w:rPr>
       </w:pPr>
       <w:r>
@@ -26,7 +26,7 @@
           <w:rFonts w:ascii="Times New Roman" w:hAnsi="Times New Roman" w:cs="Times New Roman"/>
           <w:sz w:val="40"/>
           <w:szCs w:val="40"/>
-          <w:lang w:val="en-US"/>
+          <w:lang w:val="ru-RU"/>
         </w:rPr>
         <w:t>5</w:t>
       </w:r>
@@ -107,15 +107,6 @@
           <w:szCs w:val="28"/>
           <w:lang w:val="ru-RU"/>
         </w:rPr>
-        <w:t xml:space="preserve"> растеризации</w:t>
-      </w:r>
-      <w:r>
-        <w:rPr>
-          <w:rFonts w:ascii="Times New Roman" w:hAnsi="Times New Roman" w:cs="Times New Roman"/>
-          <w:sz w:val="28"/>
-          <w:szCs w:val="28"/>
-          <w:lang w:val="ru-RU"/>
-        </w:rPr>
         <w:t xml:space="preserve"> </w:t>
       </w:r>
       <w:r>
@@ -366,7 +357,7 @@
           <w:szCs w:val="28"/>
           <w:lang w:val="ru-RU"/>
         </w:rPr>
-        <w:t xml:space="preserve"> считывающее данные об отсекаемых фигурах и об отсекателе из текстового файла, отображающее</w:t>
+        <w:t xml:space="preserve"> считывающее данные об отсекаемых фигурах и об отсекателеиз текстового файла, отображающее</w:t>
       </w:r>
       <w:r>
         <w:rPr>
@@ -384,7 +375,7 @@
           <w:szCs w:val="28"/>
           <w:lang w:val="ru-RU"/>
         </w:rPr>
-        <w:t>на пиксельном поле отрезки и</w:t>
+        <w:t>на поле отрезки и</w:t>
       </w:r>
       <w:r>
         <w:rPr>
@@ -617,34 +608,25 @@
           <w:szCs w:val="28"/>
           <w:lang w:val="ru-RU"/>
         </w:rPr>
-        <w:t xml:space="preserve"> следующие</w:t>
-      </w:r>
-      <w:r>
-        <w:rPr>
-          <w:rFonts w:ascii="Times New Roman" w:hAnsi="Times New Roman" w:cs="Times New Roman"/>
-          <w:sz w:val="28"/>
-          <w:szCs w:val="28"/>
-          <w:lang w:val="ru-RU"/>
-        </w:rPr>
-        <w:t xml:space="preserve"> алгоритм</w:t>
-      </w:r>
-      <w:r>
-        <w:rPr>
-          <w:rFonts w:ascii="Times New Roman" w:hAnsi="Times New Roman" w:cs="Times New Roman"/>
-          <w:sz w:val="28"/>
-          <w:szCs w:val="28"/>
-          <w:lang w:val="ru-RU"/>
-        </w:rPr>
-        <w:t>ы</w:t>
-      </w:r>
-      <w:r>
-        <w:rPr>
-          <w:rFonts w:ascii="Times New Roman" w:hAnsi="Times New Roman" w:cs="Times New Roman"/>
-          <w:sz w:val="28"/>
-          <w:szCs w:val="28"/>
-          <w:lang w:val="ru-RU"/>
-        </w:rPr>
-        <w:t>:</w:t>
+        <w:t xml:space="preserve"> следующи</w:t>
+      </w:r>
+      <w:r>
+        <w:rPr>
+          <w:rFonts w:ascii="Times New Roman" w:hAnsi="Times New Roman" w:cs="Times New Roman"/>
+          <w:sz w:val="28"/>
+          <w:szCs w:val="28"/>
+          <w:lang w:val="ru-RU"/>
+        </w:rPr>
+        <w:t>й</w:t>
+      </w:r>
+      <w:r>
+        <w:rPr>
+          <w:rFonts w:ascii="Times New Roman" w:hAnsi="Times New Roman" w:cs="Times New Roman"/>
+          <w:sz w:val="28"/>
+          <w:szCs w:val="28"/>
+          <w:lang w:val="ru-RU"/>
+        </w:rPr>
+        <w:t xml:space="preserve"> алгоритм:</w:t>
       </w:r>
     </w:p>
     <w:p>
@@ -690,43 +672,11 @@
           <w:szCs w:val="28"/>
           <w:lang w:val="ru-RU"/>
         </w:rPr>
-        <w:t xml:space="preserve"> – альтернативный</w:t>
-      </w:r>
-      <w:r>
-        <w:rPr>
-          <w:rFonts w:ascii="Times New Roman" w:hAnsi="Times New Roman" w:cs="Times New Roman"/>
-          <w:sz w:val="28"/>
-          <w:szCs w:val="28"/>
-          <w:lang w:val="ru-RU"/>
-        </w:rPr>
-        <w:t xml:space="preserve"> целочисленный</w:t>
-      </w:r>
-      <w:r>
-        <w:rPr>
-          <w:rFonts w:ascii="Times New Roman" w:hAnsi="Times New Roman" w:cs="Times New Roman"/>
-          <w:sz w:val="28"/>
-          <w:szCs w:val="28"/>
-          <w:lang w:val="ru-RU"/>
-        </w:rPr>
-        <w:t xml:space="preserve"> метод растеризации</w:t>
-      </w:r>
-      <w:r>
-        <w:rPr>
-          <w:rFonts w:ascii="Times New Roman" w:hAnsi="Times New Roman" w:cs="Times New Roman"/>
-          <w:sz w:val="28"/>
-          <w:szCs w:val="28"/>
-          <w:lang w:val="ru-RU"/>
-        </w:rPr>
         <w:t>.</w:t>
       </w:r>
     </w:p>
     <w:p>
       <w:pPr>
-        <w:pStyle w:val="a3"/>
-        <w:numPr>
-          <w:ilvl w:val="0"/>
-          <w:numId w:val="11"/>
-        </w:numPr>
         <w:tabs>
           <w:tab w:val="left" w:pos="0"/>
         </w:tabs>
@@ -745,48 +695,72 @@
           <w:szCs w:val="28"/>
           <w:lang w:val="ru-RU"/>
         </w:rPr>
-        <w:t>Алгоритм Ву – растеризация со сглаживанием.</w:t>
+        <w:t>Создать</w:t>
+      </w:r>
+      <w:r>
+        <w:rPr>
+          <w:rFonts w:ascii="Times New Roman" w:hAnsi="Times New Roman" w:cs="Times New Roman"/>
+          <w:sz w:val="28"/>
+          <w:szCs w:val="28"/>
+          <w:lang w:val="ru-RU"/>
+        </w:rPr>
+        <w:t xml:space="preserve"> </w:t>
+      </w:r>
+      <w:r>
+        <w:rPr>
+          <w:rFonts w:ascii="Times New Roman" w:hAnsi="Times New Roman" w:cs="Times New Roman"/>
+          <w:sz w:val="28"/>
+          <w:szCs w:val="28"/>
+          <w:lang w:val="ru-RU"/>
+        </w:rPr>
+        <w:t>.ехе файл, для демонстрации работы программы</w:t>
       </w:r>
     </w:p>
     <w:p>
       <w:pPr>
-        <w:tabs>
-          <w:tab w:val="left" w:pos="0"/>
-        </w:tabs>
         <w:jc w:val="both"/>
         <w:rPr>
           <w:rFonts w:ascii="Times New Roman" w:hAnsi="Times New Roman" w:cs="Times New Roman"/>
-          <w:sz w:val="28"/>
-          <w:szCs w:val="28"/>
-          <w:lang w:val="ru-RU"/>
-        </w:rPr>
-      </w:pPr>
-      <w:r>
-        <w:rPr>
-          <w:rFonts w:ascii="Times New Roman" w:hAnsi="Times New Roman" w:cs="Times New Roman"/>
-          <w:sz w:val="28"/>
-          <w:szCs w:val="28"/>
-          <w:lang w:val="ru-RU"/>
-        </w:rPr>
-        <w:t>Создать</w:t>
-      </w:r>
-      <w:r>
-        <w:rPr>
-          <w:rFonts w:ascii="Times New Roman" w:hAnsi="Times New Roman" w:cs="Times New Roman"/>
-          <w:sz w:val="28"/>
-          <w:szCs w:val="28"/>
-          <w:lang w:val="ru-RU"/>
-        </w:rPr>
-        <w:t xml:space="preserve"> </w:t>
-      </w:r>
-      <w:r>
-        <w:rPr>
-          <w:rFonts w:ascii="Times New Roman" w:hAnsi="Times New Roman" w:cs="Times New Roman"/>
-          <w:sz w:val="28"/>
-          <w:szCs w:val="28"/>
-          <w:lang w:val="ru-RU"/>
-        </w:rPr>
-        <w:t>.ехе файл, для демонстрации работы программы</w:t>
+          <w:sz w:val="32"/>
+          <w:szCs w:val="32"/>
+          <w:lang w:val="ru-RU"/>
+        </w:rPr>
+      </w:pPr>
+      <w:r>
+        <w:rPr>
+          <w:rFonts w:ascii="Times New Roman" w:hAnsi="Times New Roman" w:cs="Times New Roman"/>
+          <w:sz w:val="32"/>
+          <w:szCs w:val="32"/>
+          <w:lang w:val="ru-RU"/>
+        </w:rPr>
+        <w:t>3</w:t>
+      </w:r>
+      <w:r>
+        <w:rPr>
+          <w:rFonts w:ascii="Times New Roman" w:hAnsi="Times New Roman" w:cs="Times New Roman"/>
+          <w:sz w:val="32"/>
+          <w:szCs w:val="32"/>
+          <w:lang w:val="ru-RU"/>
+        </w:rPr>
+        <w:t xml:space="preserve">. </w:t>
+      </w:r>
+      <w:r>
+        <w:rPr>
+          <w:rFonts w:ascii="Times New Roman" w:hAnsi="Times New Roman" w:cs="Times New Roman"/>
+          <w:sz w:val="32"/>
+          <w:szCs w:val="32"/>
+          <w:lang w:val="ru-RU"/>
+        </w:rPr>
+        <w:t xml:space="preserve">Алгоритмы </w:t>
+      </w:r>
+      <w:r>
+        <w:rPr>
+          <w:rFonts w:ascii="Times New Roman" w:hAnsi="Times New Roman" w:cs="Times New Roman"/>
+          <w:sz w:val="32"/>
+          <w:szCs w:val="32"/>
+          <w:lang w:val="ru-RU"/>
+        </w:rPr>
+        <w:t>отсечения</w:t>
       </w:r>
     </w:p>
     <w:p>
@@ -794,6 +768,62 @@
         <w:jc w:val="both"/>
         <w:rPr>
           <w:rFonts w:ascii="Times New Roman" w:hAnsi="Times New Roman" w:cs="Times New Roman"/>
+          <w:sz w:val="28"/>
+          <w:szCs w:val="28"/>
+          <w:lang w:val="ru-RU"/>
+        </w:rPr>
+      </w:pPr>
+      <w:r>
+        <w:rPr>
+          <w:rFonts w:ascii="Times New Roman" w:hAnsi="Times New Roman" w:cs="Times New Roman"/>
+          <w:sz w:val="28"/>
+          <w:szCs w:val="28"/>
+          <w:lang w:val="ru-RU"/>
+        </w:rPr>
+        <w:tab/>
+      </w:r>
+      <w:r>
+        <w:rPr>
+          <w:rFonts w:ascii="Times New Roman" w:hAnsi="Times New Roman" w:cs="Times New Roman"/>
+          <w:sz w:val="28"/>
+          <w:szCs w:val="28"/>
+          <w:lang w:val="ru-RU"/>
+        </w:rPr>
+        <w:t>Во время работы были рассмотрены</w:t>
+      </w:r>
+      <w:r>
+        <w:rPr>
+          <w:rFonts w:ascii="Times New Roman" w:hAnsi="Times New Roman" w:cs="Times New Roman"/>
+          <w:sz w:val="28"/>
+          <w:szCs w:val="28"/>
+          <w:lang w:val="ru-RU"/>
+        </w:rPr>
+        <w:t xml:space="preserve"> требуемые</w:t>
+      </w:r>
+      <w:r>
+        <w:rPr>
+          <w:rFonts w:ascii="Times New Roman" w:hAnsi="Times New Roman" w:cs="Times New Roman"/>
+          <w:sz w:val="28"/>
+          <w:szCs w:val="28"/>
+          <w:lang w:val="ru-RU"/>
+        </w:rPr>
+        <w:t xml:space="preserve"> алгоритмы </w:t>
+      </w:r>
+      <w:r>
+        <w:rPr>
+          <w:rFonts w:ascii="Times New Roman" w:hAnsi="Times New Roman" w:cs="Times New Roman"/>
+          <w:sz w:val="28"/>
+          <w:szCs w:val="28"/>
+          <w:lang w:val="ru-RU"/>
+        </w:rPr>
+        <w:t>отсечения. Все рассмотренные алгоритмы в качестве отсекателя принимают некоторый полигон при этом можно разбить на две группы: отсечение линий и отсечение полигонов.</w:t>
+      </w:r>
+    </w:p>
+    <w:p>
+      <w:pPr>
+        <w:jc w:val="both"/>
+        <w:rPr>
+          <w:rFonts w:ascii="Times New Roman" w:hAnsi="Times New Roman" w:cs="Times New Roman"/>
           <w:sz w:val="32"/>
           <w:szCs w:val="32"/>
           <w:lang w:val="ru-RU"/>
@@ -815,7 +845,7 @@
           <w:szCs w:val="32"/>
           <w:lang w:val="ru-RU"/>
         </w:rPr>
-        <w:t xml:space="preserve">. </w:t>
+        <w:t>.</w:t>
       </w:r>
       <w:r>
         <w:rPr>
@@ -824,7 +854,25 @@
           <w:szCs w:val="32"/>
           <w:lang w:val="ru-RU"/>
         </w:rPr>
-        <w:t>Алгоритмы растеризации</w:t>
+        <w:t>1.</w:t>
+      </w:r>
+      <w:r>
+        <w:rPr>
+          <w:rFonts w:ascii="Times New Roman" w:hAnsi="Times New Roman" w:cs="Times New Roman"/>
+          <w:sz w:val="32"/>
+          <w:szCs w:val="32"/>
+          <w:lang w:val="ru-RU"/>
+        </w:rPr>
+        <w:t xml:space="preserve"> </w:t>
+      </w:r>
+      <w:r>
+        <w:rPr>
+          <w:rFonts w:ascii="Times New Roman" w:hAnsi="Times New Roman" w:cs="Times New Roman"/>
+          <w:sz w:val="32"/>
+          <w:szCs w:val="32"/>
+          <w:lang w:val="ru-RU"/>
+        </w:rPr>
+        <w:t>Отсечение отрезков</w:t>
       </w:r>
     </w:p>
     <w:p>
@@ -840,8 +888,8 @@
       <w:r>
         <w:rPr>
           <w:rFonts w:ascii="Times New Roman" w:hAnsi="Times New Roman" w:cs="Times New Roman"/>
-          <w:sz w:val="28"/>
-          <w:szCs w:val="28"/>
+          <w:sz w:val="32"/>
+          <w:szCs w:val="32"/>
           <w:lang w:val="ru-RU"/>
         </w:rPr>
         <w:tab/>
@@ -853,70 +901,205 @@
           <w:szCs w:val="28"/>
           <w:lang w:val="ru-RU"/>
         </w:rPr>
-        <w:t>Во время работы были рассмотрены</w:t>
-      </w:r>
-      <w:r>
-        <w:rPr>
-          <w:rFonts w:ascii="Times New Roman" w:hAnsi="Times New Roman" w:cs="Times New Roman"/>
-          <w:sz w:val="28"/>
-          <w:szCs w:val="28"/>
-          <w:lang w:val="ru-RU"/>
-        </w:rPr>
-        <w:t xml:space="preserve"> требуемые</w:t>
-      </w:r>
-      <w:r>
-        <w:rPr>
-          <w:rFonts w:ascii="Times New Roman" w:hAnsi="Times New Roman" w:cs="Times New Roman"/>
-          <w:sz w:val="28"/>
-          <w:szCs w:val="28"/>
-          <w:lang w:val="ru-RU"/>
-        </w:rPr>
-        <w:t xml:space="preserve"> алгоритмы растеризации</w:t>
-      </w:r>
-      <w:r>
-        <w:rPr>
-          <w:rFonts w:ascii="Times New Roman" w:hAnsi="Times New Roman" w:cs="Times New Roman"/>
-          <w:sz w:val="28"/>
-          <w:szCs w:val="28"/>
-          <w:lang w:val="ru-RU"/>
-        </w:rPr>
-        <w:t>.</w:t>
-      </w:r>
-      <w:r>
-        <w:rPr>
-          <w:rFonts w:ascii="Times New Roman" w:hAnsi="Times New Roman" w:cs="Times New Roman"/>
-          <w:sz w:val="28"/>
-          <w:szCs w:val="28"/>
-          <w:lang w:val="ru-RU"/>
-        </w:rPr>
-        <w:t xml:space="preserve"> Результатом </w:t>
-      </w:r>
-      <w:r>
-        <w:rPr>
-          <w:rFonts w:ascii="Times New Roman" w:hAnsi="Times New Roman" w:cs="Times New Roman"/>
-          <w:sz w:val="28"/>
-          <w:szCs w:val="28"/>
-          <w:lang w:val="ru-RU"/>
-        </w:rPr>
-        <w:t>будут</w:t>
-      </w:r>
-      <w:r>
-        <w:rPr>
-          <w:rFonts w:ascii="Times New Roman" w:hAnsi="Times New Roman" w:cs="Times New Roman"/>
-          <w:sz w:val="28"/>
-          <w:szCs w:val="28"/>
-          <w:lang w:val="ru-RU"/>
-        </w:rPr>
-        <w:t xml:space="preserve"> являться</w:t>
-      </w:r>
-      <w:r>
-        <w:rPr>
-          <w:rFonts w:ascii="Times New Roman" w:hAnsi="Times New Roman" w:cs="Times New Roman"/>
-          <w:sz w:val="28"/>
-          <w:szCs w:val="28"/>
-          <w:lang w:val="ru-RU"/>
-        </w:rPr>
-        <w:t xml:space="preserve"> 8-связные линии</w:t>
+        <w:t>Алгоритм Сазерле</w:t>
+      </w:r>
+      <w:r>
+        <w:rPr>
+          <w:rFonts w:ascii="Times New Roman" w:hAnsi="Times New Roman" w:cs="Times New Roman"/>
+          <w:sz w:val="28"/>
+          <w:szCs w:val="28"/>
+          <w:lang w:val="ru-RU"/>
+        </w:rPr>
+        <w:t>н</w:t>
+      </w:r>
+      <w:r>
+        <w:rPr>
+          <w:rFonts w:ascii="Times New Roman" w:hAnsi="Times New Roman" w:cs="Times New Roman"/>
+          <w:sz w:val="28"/>
+          <w:szCs w:val="28"/>
+          <w:lang w:val="ru-RU"/>
+        </w:rPr>
+        <w:t>да</w:t>
+      </w:r>
+      <w:r>
+        <w:rPr>
+          <w:rFonts w:ascii="Times New Roman" w:hAnsi="Times New Roman" w:cs="Times New Roman"/>
+          <w:sz w:val="28"/>
+          <w:szCs w:val="28"/>
+          <w:lang w:val="ru-RU"/>
+        </w:rPr>
+        <w:softHyphen/>
+      </w:r>
+      <w:r>
+        <w:rPr>
+          <w:rFonts w:ascii="Times New Roman" w:hAnsi="Times New Roman" w:cs="Times New Roman"/>
+          <w:sz w:val="28"/>
+          <w:szCs w:val="28"/>
+          <w:lang w:val="ru-RU"/>
+        </w:rPr>
+        <w:t xml:space="preserve">-Коэна - </w:t>
+      </w:r>
+      <w:r>
+        <w:rPr>
+          <w:rFonts w:ascii="Times New Roman" w:hAnsi="Times New Roman" w:cs="Times New Roman"/>
+          <w:sz w:val="28"/>
+          <w:szCs w:val="28"/>
+          <w:lang w:val="ru-RU"/>
+        </w:rPr>
+        <w:t>о</w:t>
+      </w:r>
+      <w:r>
+        <w:rPr>
+          <w:rFonts w:ascii="Times New Roman" w:hAnsi="Times New Roman" w:cs="Times New Roman"/>
+          <w:sz w:val="28"/>
+          <w:szCs w:val="28"/>
+          <w:lang w:val="ru-RU"/>
+        </w:rPr>
+        <w:t>дин из простейших алгоритмов отсечения</w:t>
+      </w:r>
+      <w:r>
+        <w:rPr>
+          <w:rFonts w:ascii="Times New Roman" w:hAnsi="Times New Roman" w:cs="Times New Roman"/>
+          <w:sz w:val="28"/>
+          <w:szCs w:val="28"/>
+          <w:lang w:val="ru-RU"/>
+        </w:rPr>
+        <w:t xml:space="preserve">. Он </w:t>
+      </w:r>
+      <w:r>
+        <w:rPr>
+          <w:rFonts w:ascii="Times New Roman" w:hAnsi="Times New Roman" w:cs="Times New Roman"/>
+          <w:sz w:val="28"/>
+          <w:szCs w:val="28"/>
+          <w:lang w:val="ru-RU"/>
+        </w:rPr>
+        <w:t>проверяет положение отрезка относительно</w:t>
+      </w:r>
+      <w:r>
+        <w:rPr>
+          <w:rFonts w:ascii="Times New Roman" w:hAnsi="Times New Roman" w:cs="Times New Roman"/>
+          <w:sz w:val="28"/>
+          <w:szCs w:val="28"/>
+          <w:lang w:val="ru-RU"/>
+        </w:rPr>
+        <w:t xml:space="preserve"> экрана -</w:t>
+      </w:r>
+      <w:r>
+        <w:rPr>
+          <w:rFonts w:ascii="Times New Roman" w:hAnsi="Times New Roman" w:cs="Times New Roman"/>
+          <w:sz w:val="28"/>
+          <w:szCs w:val="28"/>
+          <w:lang w:val="ru-RU"/>
+        </w:rPr>
+        <w:t xml:space="preserve"> прямоугольного</w:t>
+      </w:r>
+      <w:r>
+        <w:rPr>
+          <w:rFonts w:ascii="Times New Roman" w:hAnsi="Times New Roman" w:cs="Times New Roman"/>
+          <w:sz w:val="28"/>
+          <w:szCs w:val="28"/>
+          <w:lang w:val="ru-RU"/>
+        </w:rPr>
+        <w:t xml:space="preserve"> (регулярного)</w:t>
+      </w:r>
+      <w:r>
+        <w:rPr>
+          <w:rFonts w:ascii="Times New Roman" w:hAnsi="Times New Roman" w:cs="Times New Roman"/>
+          <w:sz w:val="28"/>
+          <w:szCs w:val="28"/>
+          <w:lang w:val="ru-RU"/>
+        </w:rPr>
+        <w:t xml:space="preserve"> окна, на основе чего </w:t>
+      </w:r>
+      <w:r>
+        <w:rPr>
+          <w:rFonts w:ascii="Times New Roman" w:hAnsi="Times New Roman" w:cs="Times New Roman"/>
+          <w:sz w:val="28"/>
+          <w:szCs w:val="28"/>
+          <w:lang w:val="ru-RU"/>
+        </w:rPr>
+        <w:t xml:space="preserve">концевым точкам отрезка присваивает некоторый код, состоящий из 4-х битов. </w:t>
+      </w:r>
+      <w:r>
+        <w:rPr>
+          <w:rFonts w:ascii="Times New Roman" w:hAnsi="Times New Roman" w:cs="Times New Roman"/>
+          <w:sz w:val="28"/>
+          <w:szCs w:val="28"/>
+          <w:lang w:val="ru-RU"/>
+        </w:rPr>
+        <w:t xml:space="preserve">Для </w:t>
+      </w:r>
+      <w:r>
+        <w:rPr>
+          <w:rFonts w:ascii="Times New Roman" w:hAnsi="Times New Roman" w:cs="Times New Roman"/>
+          <w:sz w:val="28"/>
+          <w:szCs w:val="28"/>
+          <w:lang w:val="ru-RU"/>
+        </w:rPr>
+        <w:t xml:space="preserve">составления кода </w:t>
+      </w:r>
+      <w:r>
+        <w:rPr>
+          <w:rFonts w:ascii="Times New Roman" w:hAnsi="Times New Roman" w:cs="Times New Roman"/>
+          <w:sz w:val="28"/>
+          <w:szCs w:val="28"/>
+          <w:lang w:val="ru-RU"/>
+        </w:rPr>
+        <w:t>выполняется проверка –</w:t>
+      </w:r>
+      <w:r>
+        <w:rPr>
+          <w:rFonts w:ascii="Times New Roman" w:hAnsi="Times New Roman" w:cs="Times New Roman"/>
+          <w:sz w:val="28"/>
+          <w:szCs w:val="28"/>
+          <w:lang w:val="ru-RU"/>
+        </w:rPr>
+        <w:t xml:space="preserve"> наход</w:t>
+      </w:r>
+      <w:r>
+        <w:rPr>
+          <w:rFonts w:ascii="Times New Roman" w:hAnsi="Times New Roman" w:cs="Times New Roman"/>
+          <w:sz w:val="28"/>
+          <w:szCs w:val="28"/>
+          <w:lang w:val="ru-RU"/>
+        </w:rPr>
+        <w:t>и</w:t>
+      </w:r>
+      <w:r>
+        <w:rPr>
+          <w:rFonts w:ascii="Times New Roman" w:hAnsi="Times New Roman" w:cs="Times New Roman"/>
+          <w:sz w:val="28"/>
+          <w:szCs w:val="28"/>
+          <w:lang w:val="ru-RU"/>
+        </w:rPr>
+        <w:t xml:space="preserve">тся ли </w:t>
+      </w:r>
+      <w:r>
+        <w:rPr>
+          <w:rFonts w:ascii="Times New Roman" w:hAnsi="Times New Roman" w:cs="Times New Roman"/>
+          <w:sz w:val="28"/>
+          <w:szCs w:val="28"/>
+          <w:lang w:val="ru-RU"/>
+        </w:rPr>
+        <w:t xml:space="preserve">точка </w:t>
+      </w:r>
+      <w:r>
+        <w:rPr>
+          <w:rFonts w:ascii="Times New Roman" w:hAnsi="Times New Roman" w:cs="Times New Roman"/>
+          <w:sz w:val="28"/>
+          <w:szCs w:val="28"/>
+          <w:lang w:val="ru-RU"/>
+        </w:rPr>
+        <w:t>выше, ниже, правее или левее границ окна.</w:t>
+      </w:r>
+      <w:r>
+        <w:rPr>
+          <w:rFonts w:ascii="Times New Roman" w:hAnsi="Times New Roman" w:cs="Times New Roman"/>
+          <w:sz w:val="28"/>
+          <w:szCs w:val="28"/>
+          <w:lang w:val="ru-RU"/>
+        </w:rPr>
+        <w:t xml:space="preserve"> Данный алгоритм применяет побитовые операции для определения положения отрезка (его концевых точек) и впоследствии при необходимости выполняет отсечения.</w:t>
       </w:r>
     </w:p>
     <w:p>
@@ -937,52 +1120,43 @@
           <w:lang w:val="ru-RU"/>
         </w:rPr>
         <w:tab/>
-        <w:t>Для отрезков были использованы алгоритмы принимающие целочисленные координаты начала и конца отрезка</w:t>
-      </w:r>
-      <w:r>
-        <w:rPr>
-          <w:rFonts w:ascii="Times New Roman" w:hAnsi="Times New Roman" w:cs="Times New Roman"/>
-          <w:sz w:val="28"/>
-          <w:szCs w:val="28"/>
-          <w:lang w:val="ru-RU"/>
-        </w:rPr>
-        <w:t>. В большинстве методов для растеризации отрезка рассматривается</w:t>
-      </w:r>
-      <w:r>
-        <w:rPr>
-          <w:rFonts w:ascii="Times New Roman" w:hAnsi="Times New Roman" w:cs="Times New Roman"/>
-          <w:sz w:val="28"/>
-          <w:szCs w:val="28"/>
-          <w:lang w:val="ru-RU"/>
-        </w:rPr>
-        <w:t xml:space="preserve"> направляющий</w:t>
-      </w:r>
-      <w:r>
-        <w:rPr>
-          <w:rFonts w:ascii="Times New Roman" w:hAnsi="Times New Roman" w:cs="Times New Roman"/>
-          <w:sz w:val="28"/>
-          <w:szCs w:val="28"/>
-          <w:lang w:val="ru-RU"/>
-        </w:rPr>
-        <w:t xml:space="preserve"> вектор</w:t>
-      </w:r>
-      <w:r>
-        <w:rPr>
-          <w:rFonts w:ascii="Times New Roman" w:hAnsi="Times New Roman" w:cs="Times New Roman"/>
-          <w:sz w:val="28"/>
-          <w:szCs w:val="28"/>
-          <w:lang w:val="ru-RU"/>
-        </w:rPr>
-        <w:t xml:space="preserve"> отрезка</w:t>
-      </w:r>
-      <w:r>
-        <w:rPr>
-          <w:rFonts w:ascii="Times New Roman" w:hAnsi="Times New Roman" w:cs="Times New Roman"/>
-          <w:sz w:val="28"/>
-          <w:szCs w:val="28"/>
-          <w:lang w:val="ru-RU"/>
-        </w:rPr>
-        <w:t>.</w:t>
+        <w:t xml:space="preserve">Алгоритм Лианга-Барски – производит отсечение отрезка регулярным окном. Для этого используется параметрическое представление отрезка. </w:t>
+      </w:r>
+      <w:r>
+        <w:rPr>
+          <w:rFonts w:ascii="Times New Roman" w:hAnsi="Times New Roman" w:cs="Times New Roman"/>
+          <w:sz w:val="28"/>
+          <w:szCs w:val="28"/>
+          <w:lang w:val="ru-RU"/>
+        </w:rPr>
+        <w:t xml:space="preserve">Далее </w:t>
+      </w:r>
+      <w:r>
+        <w:rPr>
+          <w:rFonts w:ascii="Times New Roman" w:hAnsi="Times New Roman" w:cs="Times New Roman"/>
+          <w:sz w:val="28"/>
+          <w:szCs w:val="28"/>
+          <w:lang w:val="ru-RU"/>
+        </w:rPr>
+        <w:t xml:space="preserve">последовательно </w:t>
+      </w:r>
+      <w:r>
+        <w:rPr>
+          <w:rFonts w:ascii="Times New Roman" w:hAnsi="Times New Roman" w:cs="Times New Roman"/>
+          <w:sz w:val="28"/>
+          <w:szCs w:val="28"/>
+          <w:lang w:val="ru-RU"/>
+        </w:rPr>
+        <w:t>рассматривае</w:t>
+      </w:r>
+      <w:r>
+        <w:rPr>
+          <w:rFonts w:ascii="Times New Roman" w:hAnsi="Times New Roman" w:cs="Times New Roman"/>
+          <w:sz w:val="28"/>
+          <w:szCs w:val="28"/>
+          <w:lang w:val="ru-RU"/>
+        </w:rPr>
+        <w:t>тся каждое ребро отсекателя и при необходимости происходит отсечение.</w:t>
       </w:r>
     </w:p>
     <w:p>
@@ -1002,300 +1176,63 @@
           <w:szCs w:val="28"/>
           <w:lang w:val="ru-RU"/>
         </w:rPr>
+        <w:lastRenderedPageBreak/>
         <w:tab/>
-        <w:t>Пошаговый алгоритм</w:t>
-      </w:r>
-      <w:r>
-        <w:rPr>
-          <w:rFonts w:ascii="Times New Roman" w:hAnsi="Times New Roman" w:cs="Times New Roman"/>
-          <w:sz w:val="28"/>
-          <w:szCs w:val="28"/>
-          <w:lang w:val="ru-RU"/>
-        </w:rPr>
-        <w:t xml:space="preserve"> – алгоритм растеризации, рассматривающий отрезок как функцию </w:t>
-      </w:r>
-      <w:r>
-        <w:rPr>
-          <w:rFonts w:ascii="Times New Roman" w:hAnsi="Times New Roman" w:cs="Times New Roman"/>
-          <w:sz w:val="28"/>
-          <w:szCs w:val="28"/>
-          <w:lang w:val="en-US"/>
-        </w:rPr>
-        <w:t>y</w:t>
-      </w:r>
-      <w:r>
-        <w:rPr>
-          <w:rFonts w:ascii="Times New Roman" w:hAnsi="Times New Roman" w:cs="Times New Roman"/>
-          <w:sz w:val="28"/>
-          <w:szCs w:val="28"/>
-          <w:lang w:val="ru-RU"/>
-        </w:rPr>
-        <w:t>=</w:t>
-      </w:r>
-      <w:r>
-        <w:rPr>
-          <w:rFonts w:ascii="Times New Roman" w:hAnsi="Times New Roman" w:cs="Times New Roman"/>
-          <w:sz w:val="28"/>
-          <w:szCs w:val="28"/>
-          <w:lang w:val="en-US"/>
-        </w:rPr>
-        <w:t>k</w:t>
-      </w:r>
-      <w:r>
-        <w:rPr>
-          <w:rFonts w:ascii="Times New Roman" w:hAnsi="Times New Roman" w:cs="Times New Roman"/>
-          <w:sz w:val="28"/>
-          <w:szCs w:val="28"/>
-          <w:lang w:val="ru-RU"/>
-        </w:rPr>
-        <w:t>*</w:t>
-      </w:r>
-      <w:r>
-        <w:rPr>
-          <w:rFonts w:ascii="Times New Roman" w:hAnsi="Times New Roman" w:cs="Times New Roman"/>
-          <w:sz w:val="28"/>
-          <w:szCs w:val="28"/>
-          <w:lang w:val="en-US"/>
-        </w:rPr>
-        <w:t>x</w:t>
-      </w:r>
-      <w:r>
-        <w:rPr>
-          <w:rFonts w:ascii="Times New Roman" w:hAnsi="Times New Roman" w:cs="Times New Roman"/>
-          <w:sz w:val="28"/>
-          <w:szCs w:val="28"/>
-          <w:lang w:val="ru-RU"/>
-        </w:rPr>
-        <w:t>+</w:t>
-      </w:r>
-      <w:r>
-        <w:rPr>
-          <w:rFonts w:ascii="Times New Roman" w:hAnsi="Times New Roman" w:cs="Times New Roman"/>
-          <w:sz w:val="28"/>
-          <w:szCs w:val="28"/>
-          <w:lang w:val="en-US"/>
-        </w:rPr>
-        <w:t>b</w:t>
-      </w:r>
-      <w:r>
-        <w:rPr>
-          <w:rFonts w:ascii="Times New Roman" w:hAnsi="Times New Roman" w:cs="Times New Roman"/>
-          <w:sz w:val="28"/>
-          <w:szCs w:val="28"/>
-          <w:lang w:val="ru-RU"/>
-        </w:rPr>
-        <w:t xml:space="preserve"> </w:t>
-      </w:r>
-      <w:r>
-        <w:rPr>
-          <w:rFonts w:ascii="Times New Roman" w:hAnsi="Times New Roman" w:cs="Times New Roman"/>
-          <w:sz w:val="28"/>
-          <w:szCs w:val="28"/>
-          <w:lang w:val="ru-RU"/>
-        </w:rPr>
-        <w:t xml:space="preserve">(или </w:t>
-      </w:r>
-      <w:r>
-        <w:rPr>
-          <w:rFonts w:ascii="Times New Roman" w:hAnsi="Times New Roman" w:cs="Times New Roman"/>
-          <w:sz w:val="28"/>
-          <w:szCs w:val="28"/>
-          <w:lang w:val="en-US"/>
-        </w:rPr>
-        <w:t>x</w:t>
-      </w:r>
-      <w:r>
-        <w:rPr>
-          <w:rFonts w:ascii="Times New Roman" w:hAnsi="Times New Roman" w:cs="Times New Roman"/>
-          <w:sz w:val="28"/>
-          <w:szCs w:val="28"/>
-          <w:lang w:val="ru-RU"/>
-        </w:rPr>
-        <w:t>=</w:t>
-      </w:r>
-      <w:r>
-        <w:rPr>
-          <w:rFonts w:ascii="Times New Roman" w:hAnsi="Times New Roman" w:cs="Times New Roman"/>
-          <w:sz w:val="28"/>
-          <w:szCs w:val="28"/>
-          <w:lang w:val="en-US"/>
-        </w:rPr>
-        <w:t>k</w:t>
-      </w:r>
-      <w:r>
-        <w:rPr>
-          <w:rFonts w:ascii="Times New Roman" w:hAnsi="Times New Roman" w:cs="Times New Roman"/>
-          <w:sz w:val="28"/>
-          <w:szCs w:val="28"/>
-          <w:lang w:val="ru-RU"/>
-        </w:rPr>
-        <w:t>*</w:t>
-      </w:r>
-      <w:r>
-        <w:rPr>
-          <w:rFonts w:ascii="Times New Roman" w:hAnsi="Times New Roman" w:cs="Times New Roman"/>
-          <w:sz w:val="28"/>
-          <w:szCs w:val="28"/>
-          <w:lang w:val="en-US"/>
-        </w:rPr>
-        <w:t>y</w:t>
-      </w:r>
-      <w:r>
-        <w:rPr>
-          <w:rFonts w:ascii="Times New Roman" w:hAnsi="Times New Roman" w:cs="Times New Roman"/>
-          <w:sz w:val="28"/>
-          <w:szCs w:val="28"/>
-          <w:lang w:val="ru-RU"/>
-        </w:rPr>
-        <w:t>+</w:t>
-      </w:r>
-      <w:r>
-        <w:rPr>
-          <w:rFonts w:ascii="Times New Roman" w:hAnsi="Times New Roman" w:cs="Times New Roman"/>
-          <w:sz w:val="28"/>
-          <w:szCs w:val="28"/>
-          <w:lang w:val="en-US"/>
-        </w:rPr>
-        <w:t>b</w:t>
-      </w:r>
-      <w:r>
-        <w:rPr>
-          <w:rFonts w:ascii="Times New Roman" w:hAnsi="Times New Roman" w:cs="Times New Roman"/>
-          <w:sz w:val="28"/>
-          <w:szCs w:val="28"/>
-          <w:lang w:val="ru-RU"/>
-        </w:rPr>
-        <w:t xml:space="preserve"> если</w:t>
-      </w:r>
-      <w:r>
-        <w:rPr>
-          <w:rFonts w:ascii="Times New Roman" w:hAnsi="Times New Roman" w:cs="Times New Roman"/>
-          <w:sz w:val="28"/>
-          <w:szCs w:val="28"/>
-          <w:lang w:val="ru-RU"/>
-        </w:rPr>
-        <w:t xml:space="preserve"> отрезок вытянут вдоль оси ординат</w:t>
-      </w:r>
-      <w:r>
-        <w:rPr>
-          <w:rFonts w:ascii="Times New Roman" w:hAnsi="Times New Roman" w:cs="Times New Roman"/>
-          <w:sz w:val="28"/>
-          <w:szCs w:val="28"/>
-          <w:lang w:val="ru-RU"/>
-        </w:rPr>
-        <w:t xml:space="preserve">). Зная координаты вектора отрезка, вычисляются значения параметров </w:t>
-      </w:r>
-      <w:r>
-        <w:rPr>
-          <w:rFonts w:ascii="Times New Roman" w:hAnsi="Times New Roman" w:cs="Times New Roman"/>
-          <w:sz w:val="28"/>
-          <w:szCs w:val="28"/>
-          <w:lang w:val="en-US"/>
-        </w:rPr>
-        <w:t>k</w:t>
-      </w:r>
-      <w:r>
-        <w:rPr>
-          <w:rFonts w:ascii="Times New Roman" w:hAnsi="Times New Roman" w:cs="Times New Roman"/>
-          <w:sz w:val="28"/>
-          <w:szCs w:val="28"/>
-          <w:lang w:val="ru-RU"/>
-        </w:rPr>
-        <w:t xml:space="preserve"> </w:t>
-      </w:r>
-      <w:r>
-        <w:rPr>
-          <w:rFonts w:ascii="Times New Roman" w:hAnsi="Times New Roman" w:cs="Times New Roman"/>
-          <w:sz w:val="28"/>
-          <w:szCs w:val="28"/>
-          <w:lang w:val="ru-RU"/>
-        </w:rPr>
-        <w:t xml:space="preserve">и </w:t>
-      </w:r>
-      <w:r>
-        <w:rPr>
-          <w:rFonts w:ascii="Times New Roman" w:hAnsi="Times New Roman" w:cs="Times New Roman"/>
-          <w:sz w:val="28"/>
-          <w:szCs w:val="28"/>
-          <w:lang w:val="en-US"/>
-        </w:rPr>
-        <w:t>b</w:t>
-      </w:r>
-      <w:r>
-        <w:rPr>
-          <w:rFonts w:ascii="Times New Roman" w:hAnsi="Times New Roman" w:cs="Times New Roman"/>
-          <w:sz w:val="28"/>
-          <w:szCs w:val="28"/>
-          <w:lang w:val="ru-RU"/>
-        </w:rPr>
-        <w:t>. Далее</w:t>
-      </w:r>
-      <w:r>
-        <w:rPr>
-          <w:rFonts w:ascii="Times New Roman" w:hAnsi="Times New Roman" w:cs="Times New Roman"/>
-          <w:sz w:val="28"/>
-          <w:szCs w:val="28"/>
-          <w:lang w:val="ru-RU"/>
-        </w:rPr>
-        <w:t xml:space="preserve">, </w:t>
-      </w:r>
-      <w:r>
-        <w:rPr>
-          <w:rFonts w:ascii="Times New Roman" w:hAnsi="Times New Roman" w:cs="Times New Roman"/>
-          <w:sz w:val="28"/>
-          <w:szCs w:val="28"/>
-          <w:lang w:val="ru-RU"/>
-        </w:rPr>
-        <w:t>при увеличении параметра</w:t>
-      </w:r>
-      <w:r>
-        <w:rPr>
-          <w:rFonts w:ascii="Times New Roman" w:hAnsi="Times New Roman" w:cs="Times New Roman"/>
-          <w:sz w:val="28"/>
-          <w:szCs w:val="28"/>
-          <w:lang w:val="ru-RU"/>
-        </w:rPr>
-        <w:t xml:space="preserve"> </w:t>
-      </w:r>
-      <w:r>
-        <w:rPr>
-          <w:rFonts w:ascii="Times New Roman" w:hAnsi="Times New Roman" w:cs="Times New Roman"/>
-          <w:sz w:val="28"/>
-          <w:szCs w:val="28"/>
-          <w:lang w:val="en-US"/>
-        </w:rPr>
-        <w:t>x</w:t>
-      </w:r>
-      <w:r>
-        <w:rPr>
-          <w:rFonts w:ascii="Times New Roman" w:hAnsi="Times New Roman" w:cs="Times New Roman"/>
-          <w:sz w:val="28"/>
-          <w:szCs w:val="28"/>
-          <w:lang w:val="ru-RU"/>
-        </w:rPr>
-        <w:t xml:space="preserve">, вычисляется округленное значение координаты </w:t>
-      </w:r>
-      <w:r>
-        <w:rPr>
-          <w:rFonts w:ascii="Times New Roman" w:hAnsi="Times New Roman" w:cs="Times New Roman"/>
-          <w:sz w:val="28"/>
-          <w:szCs w:val="28"/>
-          <w:lang w:val="en-US"/>
-        </w:rPr>
-        <w:t>y</w:t>
-      </w:r>
-      <w:r>
-        <w:rPr>
-          <w:rFonts w:ascii="Times New Roman" w:hAnsi="Times New Roman" w:cs="Times New Roman"/>
-          <w:sz w:val="28"/>
-          <w:szCs w:val="28"/>
-          <w:lang w:val="ru-RU"/>
-        </w:rPr>
-        <w:t xml:space="preserve"> (или наоборот в соответствии с выбранной формулой). Данный алгоритм выделяется простотой идеи и реализации, но несмотря на это он является достаточно трудоёмким ввиду использования тяжёлых операций умножения и округления и подвержен неточностям, так как идёт работа с вещественной арифметикой.</w:t>
+        <w:t xml:space="preserve">Дополнительно Алгоритм Николла-Ли-Николла – путем </w:t>
+      </w:r>
+      <w:r>
+        <w:rPr>
+          <w:rFonts w:ascii="Times New Roman" w:hAnsi="Times New Roman" w:cs="Times New Roman"/>
+          <w:sz w:val="28"/>
+          <w:szCs w:val="28"/>
+          <w:lang w:val="ru-RU"/>
+        </w:rPr>
+        <w:t>аффинны</w:t>
+      </w:r>
+      <w:r>
+        <w:rPr>
+          <w:rFonts w:ascii="Times New Roman" w:hAnsi="Times New Roman" w:cs="Times New Roman"/>
+          <w:sz w:val="28"/>
+          <w:szCs w:val="28"/>
+          <w:lang w:val="ru-RU"/>
+        </w:rPr>
+        <w:t xml:space="preserve">х преобразований </w:t>
+      </w:r>
+      <w:r>
+        <w:rPr>
+          <w:rFonts w:ascii="Times New Roman" w:hAnsi="Times New Roman" w:cs="Times New Roman"/>
+          <w:sz w:val="28"/>
+          <w:szCs w:val="28"/>
+          <w:lang w:val="ru-RU"/>
+        </w:rPr>
+        <w:t>сводит все возможные случаи расположения отрезка относительно регулярного окна к трем случаям</w:t>
+      </w:r>
+      <w:r>
+        <w:rPr>
+          <w:rFonts w:ascii="Times New Roman" w:hAnsi="Times New Roman" w:cs="Times New Roman"/>
+          <w:sz w:val="28"/>
+          <w:szCs w:val="28"/>
+          <w:lang w:val="ru-RU"/>
+        </w:rPr>
+        <w:t xml:space="preserve"> положения</w:t>
+      </w:r>
+      <w:r>
+        <w:rPr>
+          <w:rFonts w:ascii="Times New Roman" w:hAnsi="Times New Roman" w:cs="Times New Roman"/>
+          <w:sz w:val="28"/>
+          <w:szCs w:val="28"/>
+          <w:lang w:val="ru-RU"/>
+        </w:rPr>
+        <w:t xml:space="preserve"> начала отрезка:</w:t>
       </w:r>
     </w:p>
     <w:p>
       <w:pPr>
+        <w:pStyle w:val="a3"/>
+        <w:numPr>
+          <w:ilvl w:val="0"/>
+          <w:numId w:val="12"/>
+        </w:numPr>
         <w:jc w:val="both"/>
         <w:rPr>
           <w:rFonts w:ascii="Times New Roman" w:hAnsi="Times New Roman" w:cs="Times New Roman"/>
@@ -1311,39 +1248,16 @@
           <w:szCs w:val="28"/>
           <w:lang w:val="ru-RU"/>
         </w:rPr>
-        <w:lastRenderedPageBreak/>
-        <w:tab/>
-      </w:r>
-      <w:r>
-        <w:rPr>
-          <w:rFonts w:ascii="Times New Roman" w:hAnsi="Times New Roman" w:cs="Times New Roman"/>
-          <w:sz w:val="28"/>
-          <w:szCs w:val="28"/>
-          <w:lang w:val="en-US"/>
-        </w:rPr>
-        <w:t>DDA</w:t>
-      </w:r>
-      <w:r>
-        <w:rPr>
-          <w:rFonts w:ascii="Times New Roman" w:hAnsi="Times New Roman" w:cs="Times New Roman"/>
-          <w:sz w:val="28"/>
-          <w:szCs w:val="28"/>
-          <w:lang w:val="ru-RU"/>
-        </w:rPr>
-        <w:t xml:space="preserve"> линия – для построения рассматривается вектор</w:t>
-      </w:r>
-      <w:r>
-        <w:rPr>
-          <w:rFonts w:ascii="Times New Roman" w:hAnsi="Times New Roman" w:cs="Times New Roman"/>
-          <w:sz w:val="28"/>
-          <w:szCs w:val="28"/>
-          <w:lang w:val="ru-RU"/>
-        </w:rPr>
-        <w:t xml:space="preserve"> и вычисляется кол-во пикселей, необходимых для растеризации отрезка. В соответствии этому определяется приращение координат пикселей. Далее последовательно строиться растеризация отрезка путём добавления приращения к текущим координатам и отрисовкой нового пикселя с округленными координатами. Данный метод растеризации обладает теми же недостатками, что и пошаговый алгоритм: сложность операции умножения и округления и использование вещественной арифметики.</w:t>
+        <w:t>Левее и выше окна</w:t>
       </w:r>
     </w:p>
     <w:p>
       <w:pPr>
+        <w:pStyle w:val="a3"/>
+        <w:numPr>
+          <w:ilvl w:val="0"/>
+          <w:numId w:val="12"/>
+        </w:numPr>
         <w:jc w:val="both"/>
         <w:rPr>
           <w:rFonts w:ascii="Times New Roman" w:hAnsi="Times New Roman" w:cs="Times New Roman"/>
@@ -1359,182 +1273,16 @@
           <w:szCs w:val="28"/>
           <w:lang w:val="ru-RU"/>
         </w:rPr>
-        <w:tab/>
-      </w:r>
-      <w:r>
-        <w:rPr>
-          <w:rFonts w:ascii="Times New Roman" w:hAnsi="Times New Roman" w:cs="Times New Roman"/>
-          <w:sz w:val="28"/>
-          <w:szCs w:val="28"/>
-          <w:lang w:val="ru-RU"/>
-        </w:rPr>
-        <w:t>Алгоритм Брезенхема – рассматривается отрезок, находящийся в первом октанте, т.е. для направляющего вектора выполняется</w:t>
-      </w:r>
-      <w:r>
-        <w:rPr>
-          <w:rFonts w:ascii="Times New Roman" w:hAnsi="Times New Roman" w:cs="Times New Roman"/>
-          <w:sz w:val="28"/>
-          <w:szCs w:val="28"/>
-          <w:lang w:val="ru-RU"/>
-        </w:rPr>
-        <w:t>:</w:t>
-      </w:r>
-      <w:r>
-        <w:rPr>
-          <w:rFonts w:ascii="Times New Roman" w:hAnsi="Times New Roman" w:cs="Times New Roman"/>
-          <w:sz w:val="28"/>
-          <w:szCs w:val="28"/>
-          <w:lang w:val="ru-RU"/>
-        </w:rPr>
-        <w:t xml:space="preserve"> </w:t>
-      </w:r>
-      <w:r>
-        <w:rPr>
-          <w:rFonts w:ascii="Times New Roman" w:hAnsi="Times New Roman" w:cs="Times New Roman"/>
-          <w:sz w:val="28"/>
-          <w:szCs w:val="28"/>
-          <w:lang w:val="en-US"/>
-        </w:rPr>
-        <w:t>x</w:t>
-      </w:r>
-      <w:r>
-        <w:rPr>
-          <w:rFonts w:ascii="Times New Roman" w:hAnsi="Times New Roman" w:cs="Times New Roman"/>
-          <w:sz w:val="28"/>
-          <w:szCs w:val="28"/>
-          <w:lang w:val="ru-RU"/>
-        </w:rPr>
-        <w:t>&gt;</w:t>
-      </w:r>
-      <w:r>
-        <w:rPr>
-          <w:rFonts w:ascii="Times New Roman" w:hAnsi="Times New Roman" w:cs="Times New Roman"/>
-          <w:sz w:val="28"/>
-          <w:szCs w:val="28"/>
-          <w:lang w:val="ru-RU"/>
-        </w:rPr>
-        <w:t>=</w:t>
-      </w:r>
-      <w:r>
-        <w:rPr>
-          <w:rFonts w:ascii="Times New Roman" w:hAnsi="Times New Roman" w:cs="Times New Roman"/>
-          <w:sz w:val="28"/>
-          <w:szCs w:val="28"/>
-          <w:lang w:val="en-US"/>
-        </w:rPr>
-        <w:t>y</w:t>
-      </w:r>
-      <w:r>
-        <w:rPr>
-          <w:rFonts w:ascii="Times New Roman" w:hAnsi="Times New Roman" w:cs="Times New Roman"/>
-          <w:sz w:val="28"/>
-          <w:szCs w:val="28"/>
-          <w:lang w:val="ru-RU"/>
-        </w:rPr>
-        <w:t>&gt;</w:t>
-      </w:r>
-      <w:r>
-        <w:rPr>
-          <w:rFonts w:ascii="Times New Roman" w:hAnsi="Times New Roman" w:cs="Times New Roman"/>
-          <w:sz w:val="28"/>
-          <w:szCs w:val="28"/>
-          <w:lang w:val="ru-RU"/>
-        </w:rPr>
-        <w:t>=</w:t>
-      </w:r>
-      <w:r>
-        <w:rPr>
-          <w:rFonts w:ascii="Times New Roman" w:hAnsi="Times New Roman" w:cs="Times New Roman"/>
-          <w:sz w:val="28"/>
-          <w:szCs w:val="28"/>
-          <w:lang w:val="ru-RU"/>
-        </w:rPr>
-        <w:t>0</w:t>
-      </w:r>
-      <w:r>
-        <w:rPr>
-          <w:rFonts w:ascii="Times New Roman" w:hAnsi="Times New Roman" w:cs="Times New Roman"/>
-          <w:sz w:val="28"/>
-          <w:szCs w:val="28"/>
-          <w:lang w:val="ru-RU"/>
-        </w:rPr>
-        <w:t>. Каждому отрезку путем линейных преобразований некоторый отрезок из первого октанта. Ключевой идеей данного алгоритма является вычисление для каждого шага</w:t>
-      </w:r>
-      <w:r>
-        <w:rPr>
-          <w:rFonts w:ascii="Times New Roman" w:hAnsi="Times New Roman" w:cs="Times New Roman"/>
-          <w:sz w:val="28"/>
-          <w:szCs w:val="28"/>
-          <w:lang w:val="ru-RU"/>
-        </w:rPr>
-        <w:t xml:space="preserve"> “</w:t>
-      </w:r>
-      <w:r>
-        <w:rPr>
-          <w:rFonts w:ascii="Times New Roman" w:hAnsi="Times New Roman" w:cs="Times New Roman"/>
-          <w:sz w:val="28"/>
-          <w:szCs w:val="28"/>
-          <w:lang w:val="ru-RU"/>
-        </w:rPr>
-        <w:t>ошибки</w:t>
-      </w:r>
-      <w:r>
-        <w:rPr>
-          <w:rFonts w:ascii="Times New Roman" w:hAnsi="Times New Roman" w:cs="Times New Roman"/>
-          <w:sz w:val="28"/>
-          <w:szCs w:val="28"/>
-          <w:lang w:val="ru-RU"/>
-        </w:rPr>
-        <w:t>”</w:t>
-      </w:r>
-      <w:r>
-        <w:rPr>
-          <w:rFonts w:ascii="Times New Roman" w:hAnsi="Times New Roman" w:cs="Times New Roman"/>
-          <w:sz w:val="28"/>
-          <w:szCs w:val="28"/>
-          <w:lang w:val="ru-RU"/>
-        </w:rPr>
-        <w:t xml:space="preserve">– расстояния между действительным значением </w:t>
-      </w:r>
-      <w:r>
-        <w:rPr>
-          <w:rFonts w:ascii="Times New Roman" w:hAnsi="Times New Roman" w:cs="Times New Roman"/>
-          <w:sz w:val="28"/>
-          <w:szCs w:val="28"/>
-          <w:lang w:val="en-US"/>
-        </w:rPr>
-        <w:t>y</w:t>
-      </w:r>
-      <w:r>
-        <w:rPr>
-          <w:rFonts w:ascii="Times New Roman" w:hAnsi="Times New Roman" w:cs="Times New Roman"/>
-          <w:sz w:val="28"/>
-          <w:szCs w:val="28"/>
-          <w:lang w:val="ru-RU"/>
-        </w:rPr>
-        <w:t xml:space="preserve"> </w:t>
-      </w:r>
-      <w:r>
-        <w:rPr>
-          <w:rFonts w:ascii="Times New Roman" w:hAnsi="Times New Roman" w:cs="Times New Roman"/>
-          <w:sz w:val="28"/>
-          <w:szCs w:val="28"/>
-          <w:lang w:val="ru-RU"/>
-        </w:rPr>
-        <w:t>и ближайшей целочисленной координаты (ячейкой сетки). Для проведения растеризации была использована вариация алгоритма, использующая целочисленную арифметику и строящая код Ротштейна для восстановления отрезка из любого октанта.</w:t>
-      </w:r>
-      <w:r>
-        <w:rPr>
-          <w:rFonts w:ascii="Times New Roman" w:hAnsi="Times New Roman" w:cs="Times New Roman"/>
-          <w:sz w:val="28"/>
-          <w:szCs w:val="28"/>
-          <w:lang w:val="ru-RU"/>
-        </w:rPr>
-        <w:t xml:space="preserve"> Данный алгоритм выделяется хорошей скоростью работы и высокой точностью.</w:t>
+        <w:t>Левее, но не выше и не ниже окна</w:t>
       </w:r>
     </w:p>
     <w:p>
       <w:pPr>
+        <w:pStyle w:val="a3"/>
+        <w:numPr>
+          <w:ilvl w:val="0"/>
+          <w:numId w:val="12"/>
+        </w:numPr>
         <w:jc w:val="both"/>
         <w:rPr>
           <w:rFonts w:ascii="Times New Roman" w:hAnsi="Times New Roman" w:cs="Times New Roman"/>
@@ -1550,8 +1298,7 @@
           <w:szCs w:val="28"/>
           <w:lang w:val="ru-RU"/>
         </w:rPr>
-        <w:tab/>
-        <w:t xml:space="preserve">Особенностью построения окружности является то, что для любых параметров радиуса и центральной точки, достаточно построить растеризацию только для одного октанта, а все остальные пиксели будут однозначно определены линейными преобразованиями. </w:t>
+        <w:t>Внутри окна</w:t>
       </w:r>
     </w:p>
     <w:p>
@@ -1572,16 +1319,61 @@
           <w:lang w:val="ru-RU"/>
         </w:rPr>
         <w:tab/>
-        <w:t>Построение окружности по Брезенхему также рассматривает величину ошибки</w:t>
-      </w:r>
-      <w:r>
-        <w:rPr>
-          <w:rFonts w:ascii="Times New Roman" w:hAnsi="Times New Roman" w:cs="Times New Roman"/>
-          <w:sz w:val="28"/>
-          <w:szCs w:val="28"/>
-          <w:lang w:val="ru-RU"/>
-        </w:rPr>
-        <w:t xml:space="preserve"> и производит в соответствии с ней либо диагональное движение, либо смещение параллельно осям координат. Алгоритм пользуется только целочисленной арифметикой, что обеспечивает высокую скорость построения растеризации.</w:t>
+        <w:t>После этого определяется положение конца отрезка</w:t>
+      </w:r>
+      <w:r>
+        <w:rPr>
+          <w:rFonts w:ascii="Times New Roman" w:hAnsi="Times New Roman" w:cs="Times New Roman"/>
+          <w:sz w:val="28"/>
+          <w:szCs w:val="28"/>
+          <w:lang w:val="ru-RU"/>
+        </w:rPr>
+        <w:t>,</w:t>
+      </w:r>
+      <w:r>
+        <w:rPr>
+          <w:rFonts w:ascii="Times New Roman" w:hAnsi="Times New Roman" w:cs="Times New Roman"/>
+          <w:sz w:val="28"/>
+          <w:szCs w:val="28"/>
+          <w:lang w:val="ru-RU"/>
+        </w:rPr>
+        <w:t xml:space="preserve"> производятся</w:t>
+      </w:r>
+      <w:r>
+        <w:rPr>
+          <w:rFonts w:ascii="Times New Roman" w:hAnsi="Times New Roman" w:cs="Times New Roman"/>
+          <w:sz w:val="28"/>
+          <w:szCs w:val="28"/>
+          <w:lang w:val="ru-RU"/>
+        </w:rPr>
+        <w:t xml:space="preserve"> соответствующие</w:t>
+      </w:r>
+      <w:r>
+        <w:rPr>
+          <w:rFonts w:ascii="Times New Roman" w:hAnsi="Times New Roman" w:cs="Times New Roman"/>
+          <w:sz w:val="28"/>
+          <w:szCs w:val="28"/>
+          <w:lang w:val="ru-RU"/>
+        </w:rPr>
+        <w:t xml:space="preserve"> отсечения</w:t>
+      </w:r>
+      <w:r>
+        <w:rPr>
+          <w:rFonts w:ascii="Times New Roman" w:hAnsi="Times New Roman" w:cs="Times New Roman"/>
+          <w:sz w:val="28"/>
+          <w:szCs w:val="28"/>
+          <w:lang w:val="ru-RU"/>
+        </w:rPr>
+        <w:t xml:space="preserve"> и обратные аффинные преобразования, после чего алгоритм возвращает отсеченный отрезок</w:t>
+      </w:r>
+      <w:r>
+        <w:rPr>
+          <w:rFonts w:ascii="Times New Roman" w:hAnsi="Times New Roman" w:cs="Times New Roman"/>
+          <w:sz w:val="28"/>
+          <w:szCs w:val="28"/>
+          <w:lang w:val="ru-RU"/>
+        </w:rPr>
+        <w:t>.</w:t>
       </w:r>
     </w:p>
     <w:p>
@@ -1602,7 +1394,60 @@
           <w:lang w:val="ru-RU"/>
         </w:rPr>
         <w:tab/>
-        <w:t>Дополнительные алгоритмы:</w:t>
+      </w:r>
+      <w:r>
+        <w:rPr>
+          <w:rFonts w:ascii="Times New Roman" w:hAnsi="Times New Roman" w:cs="Times New Roman"/>
+          <w:sz w:val="28"/>
+          <w:szCs w:val="28"/>
+          <w:lang w:val="ru-RU"/>
+        </w:rPr>
+        <w:t>Асимптотическ</w:t>
+      </w:r>
+      <w:r>
+        <w:rPr>
+          <w:rFonts w:ascii="Times New Roman" w:hAnsi="Times New Roman" w:cs="Times New Roman"/>
+          <w:sz w:val="28"/>
+          <w:szCs w:val="28"/>
+          <w:lang w:val="ru-RU"/>
+        </w:rPr>
+        <w:t xml:space="preserve">и </w:t>
+      </w:r>
+      <w:r>
+        <w:rPr>
+          <w:rFonts w:ascii="Times New Roman" w:hAnsi="Times New Roman" w:cs="Times New Roman"/>
+          <w:sz w:val="28"/>
+          <w:szCs w:val="28"/>
+          <w:lang w:val="ru-RU"/>
+        </w:rPr>
+        <w:t xml:space="preserve">все алгоритмы работают за время </w:t>
+      </w:r>
+      <w:r>
+        <w:rPr>
+          <w:rFonts w:ascii="Times New Roman" w:hAnsi="Times New Roman" w:cs="Times New Roman"/>
+          <w:sz w:val="28"/>
+          <w:szCs w:val="28"/>
+          <w:lang w:val="en-US"/>
+        </w:rPr>
+        <w:t>O</w:t>
+      </w:r>
+      <w:r>
+        <w:rPr>
+          <w:rFonts w:ascii="Times New Roman" w:hAnsi="Times New Roman" w:cs="Times New Roman"/>
+          <w:sz w:val="28"/>
+          <w:szCs w:val="28"/>
+          <w:lang w:val="ru-RU"/>
+        </w:rPr>
+        <w:t>(1)</w:t>
+      </w:r>
+      <w:r>
+        <w:rPr>
+          <w:rFonts w:ascii="Times New Roman" w:hAnsi="Times New Roman" w:cs="Times New Roman"/>
+          <w:sz w:val="28"/>
+          <w:szCs w:val="28"/>
+          <w:lang w:val="ru-RU"/>
+        </w:rPr>
+        <w:t>, т.е. за определенное количество шагов при любых данных оно вернет отсеченный отрезок. Однако Алгоритм Сазерленда-Коэна работает медленнее алгоритма Лианга-Барски, что показывают эксперименты, в тоже самое время Алгоритм Николла-Ли-Николла за счет уменьшенного числа операций делений и сравнения работает несколько быстрее остальных.</w:t>
       </w:r>
     </w:p>
     <w:p>
@@ -1610,56 +1455,73 @@
         <w:jc w:val="both"/>
         <w:rPr>
           <w:rFonts w:ascii="Times New Roman" w:hAnsi="Times New Roman" w:cs="Times New Roman"/>
-          <w:sz w:val="28"/>
-          <w:szCs w:val="28"/>
-          <w:lang w:val="ru-RU"/>
-        </w:rPr>
-      </w:pPr>
-      <w:r>
-        <w:rPr>
-          <w:rFonts w:ascii="Times New Roman" w:hAnsi="Times New Roman" w:cs="Times New Roman"/>
-          <w:sz w:val="28"/>
-          <w:szCs w:val="28"/>
-          <w:lang w:val="ru-RU"/>
-        </w:rPr>
-        <w:tab/>
-        <w:t xml:space="preserve">Алгоритм Кастла-Питвея – алгоритм растеризации, берущий за основу идею похожую на алгоритм Евклида нахождения НОД, не выделяется высокой скоростью работы на ЭВМ, но простота и </w:t>
-      </w:r>
-      <w:r>
-        <w:rPr>
-          <w:rFonts w:ascii="Times New Roman" w:hAnsi="Times New Roman" w:cs="Times New Roman"/>
-          <w:sz w:val="28"/>
-          <w:szCs w:val="28"/>
-          <w:lang w:val="ru-RU"/>
-        </w:rPr>
-        <w:t>“</w:t>
-      </w:r>
-      <w:r>
-        <w:rPr>
-          <w:rFonts w:ascii="Times New Roman" w:hAnsi="Times New Roman" w:cs="Times New Roman"/>
-          <w:sz w:val="28"/>
-          <w:szCs w:val="28"/>
-          <w:lang w:val="ru-RU"/>
-        </w:rPr>
-        <w:t>математическая красота</w:t>
-      </w:r>
-      <w:r>
-        <w:rPr>
-          <w:rFonts w:ascii="Times New Roman" w:hAnsi="Times New Roman" w:cs="Times New Roman"/>
-          <w:sz w:val="28"/>
-          <w:szCs w:val="28"/>
-          <w:lang w:val="ru-RU"/>
-        </w:rPr>
-        <w:t>”</w:t>
-      </w:r>
-      <w:r>
-        <w:rPr>
-          <w:rFonts w:ascii="Times New Roman" w:hAnsi="Times New Roman" w:cs="Times New Roman"/>
-          <w:sz w:val="28"/>
-          <w:szCs w:val="28"/>
-          <w:lang w:val="ru-RU"/>
-        </w:rPr>
-        <w:t xml:space="preserve"> алгоритма выделяют данный алгоритм среди других.</w:t>
+          <w:sz w:val="32"/>
+          <w:szCs w:val="32"/>
+          <w:lang w:val="ru-RU"/>
+        </w:rPr>
+      </w:pPr>
+      <w:r>
+        <w:rPr>
+          <w:rFonts w:ascii="Times New Roman" w:hAnsi="Times New Roman" w:cs="Times New Roman"/>
+          <w:sz w:val="32"/>
+          <w:szCs w:val="32"/>
+          <w:lang w:val="ru-RU"/>
+        </w:rPr>
+        <w:t>3</w:t>
+      </w:r>
+      <w:r>
+        <w:rPr>
+          <w:rFonts w:ascii="Times New Roman" w:hAnsi="Times New Roman" w:cs="Times New Roman"/>
+          <w:sz w:val="32"/>
+          <w:szCs w:val="32"/>
+          <w:lang w:val="ru-RU"/>
+        </w:rPr>
+        <w:t>.</w:t>
+      </w:r>
+      <w:r>
+        <w:rPr>
+          <w:rFonts w:ascii="Times New Roman" w:hAnsi="Times New Roman" w:cs="Times New Roman"/>
+          <w:sz w:val="32"/>
+          <w:szCs w:val="32"/>
+          <w:lang w:val="ru-RU"/>
+        </w:rPr>
+        <w:t>2</w:t>
+      </w:r>
+      <w:r>
+        <w:rPr>
+          <w:rFonts w:ascii="Times New Roman" w:hAnsi="Times New Roman" w:cs="Times New Roman"/>
+          <w:sz w:val="32"/>
+          <w:szCs w:val="32"/>
+          <w:lang w:val="ru-RU"/>
+        </w:rPr>
+        <w:t>.</w:t>
+      </w:r>
+      <w:r>
+        <w:rPr>
+          <w:rFonts w:ascii="Times New Roman" w:hAnsi="Times New Roman" w:cs="Times New Roman"/>
+          <w:sz w:val="32"/>
+          <w:szCs w:val="32"/>
+          <w:lang w:val="ru-RU"/>
+        </w:rPr>
+        <w:t xml:space="preserve"> </w:t>
+      </w:r>
+      <w:r>
+        <w:rPr>
+          <w:rFonts w:ascii="Times New Roman" w:hAnsi="Times New Roman" w:cs="Times New Roman"/>
+          <w:sz w:val="32"/>
+          <w:szCs w:val="32"/>
+          <w:lang w:val="ru-RU"/>
+        </w:rPr>
+        <w:t xml:space="preserve">Отсечение </w:t>
+      </w:r>
+      <w:r>
+        <w:rPr>
+          <w:rFonts w:ascii="Times New Roman" w:hAnsi="Times New Roman" w:cs="Times New Roman"/>
+          <w:sz w:val="32"/>
+          <w:szCs w:val="32"/>
+          <w:lang w:val="ru-RU"/>
+        </w:rPr>
+        <w:t>полигонов</w:t>
       </w:r>
     </w:p>
     <w:p>
@@ -1680,11 +1542,445 @@
           <w:lang w:val="ru-RU"/>
         </w:rPr>
         <w:tab/>
-        <w:t>Алгоритм Ву – алгоритм сглаживающей растеризации. Для построения отрезка ведется расчёт удаленности сразу для двух ближайших к прямой пикселей, и они закрашиваются с разной, дополняющей друг друга насыщенностью (или прозрачностью). В точном пересечении насыщенность задаётся равной 100% и убывает по мере удаления.</w:t>
+      </w:r>
+      <w:r>
+        <w:rPr>
+          <w:rFonts w:ascii="Times New Roman" w:hAnsi="Times New Roman" w:cs="Times New Roman"/>
+          <w:sz w:val="28"/>
+          <w:szCs w:val="28"/>
+          <w:lang w:val="ru-RU"/>
+        </w:rPr>
+        <w:t xml:space="preserve">Алгоритм </w:t>
+      </w:r>
+      <w:r>
+        <w:rPr>
+          <w:rFonts w:ascii="Times New Roman" w:hAnsi="Times New Roman" w:cs="Times New Roman"/>
+          <w:sz w:val="28"/>
+          <w:szCs w:val="28"/>
+          <w:lang w:val="ru-RU"/>
+        </w:rPr>
+        <w:t>Сазерледна</w:t>
+      </w:r>
+      <w:r>
+        <w:rPr>
+          <w:rFonts w:ascii="Times New Roman" w:hAnsi="Times New Roman" w:cs="Times New Roman"/>
+          <w:sz w:val="28"/>
+          <w:szCs w:val="28"/>
+          <w:lang w:val="ru-RU"/>
+        </w:rPr>
+        <w:t>-</w:t>
+      </w:r>
+      <w:r>
+        <w:rPr>
+          <w:rFonts w:ascii="Times New Roman" w:hAnsi="Times New Roman" w:cs="Times New Roman"/>
+          <w:sz w:val="28"/>
+          <w:szCs w:val="28"/>
+          <w:lang w:val="ru-RU"/>
+        </w:rPr>
+        <w:t xml:space="preserve">Ходжмана </w:t>
+      </w:r>
+      <w:r>
+        <w:rPr>
+          <w:rFonts w:ascii="Times New Roman" w:hAnsi="Times New Roman" w:cs="Times New Roman"/>
+          <w:sz w:val="28"/>
+          <w:szCs w:val="28"/>
+          <w:lang w:val="ru-RU"/>
+        </w:rPr>
+        <w:t>– алгоритм</w:t>
+      </w:r>
+      <w:r>
+        <w:rPr>
+          <w:rFonts w:ascii="Times New Roman" w:hAnsi="Times New Roman" w:cs="Times New Roman"/>
+          <w:sz w:val="28"/>
+          <w:szCs w:val="28"/>
+          <w:lang w:val="ru-RU"/>
+        </w:rPr>
+        <w:t xml:space="preserve"> отсечения выпуклого самонепересекающегося полигона другим выпуклым </w:t>
+      </w:r>
+      <w:r>
+        <w:rPr>
+          <w:rFonts w:ascii="Times New Roman" w:hAnsi="Times New Roman" w:cs="Times New Roman"/>
+          <w:sz w:val="28"/>
+          <w:szCs w:val="28"/>
+          <w:lang w:val="ru-RU"/>
+        </w:rPr>
+        <w:t>самонепересекающ</w:t>
+      </w:r>
+      <w:r>
+        <w:rPr>
+          <w:rFonts w:ascii="Times New Roman" w:hAnsi="Times New Roman" w:cs="Times New Roman"/>
+          <w:sz w:val="28"/>
+          <w:szCs w:val="28"/>
+          <w:lang w:val="ru-RU"/>
+        </w:rPr>
+        <w:t>им</w:t>
+      </w:r>
+      <w:r>
+        <w:rPr>
+          <w:rFonts w:ascii="Times New Roman" w:hAnsi="Times New Roman" w:cs="Times New Roman"/>
+          <w:sz w:val="28"/>
+          <w:szCs w:val="28"/>
+          <w:lang w:val="ru-RU"/>
+        </w:rPr>
+        <w:t>ся</w:t>
+      </w:r>
+      <w:r>
+        <w:rPr>
+          <w:rFonts w:ascii="Times New Roman" w:hAnsi="Times New Roman" w:cs="Times New Roman"/>
+          <w:sz w:val="28"/>
+          <w:szCs w:val="28"/>
+          <w:lang w:val="ru-RU"/>
+        </w:rPr>
+        <w:t xml:space="preserve"> полигоном.</w:t>
+      </w:r>
+      <w:r>
+        <w:rPr>
+          <w:rFonts w:ascii="Times New Roman" w:hAnsi="Times New Roman" w:cs="Times New Roman"/>
+          <w:sz w:val="28"/>
+          <w:szCs w:val="28"/>
+          <w:lang w:val="ru-RU"/>
+        </w:rPr>
+        <w:t xml:space="preserve"> Алгоритм</w:t>
+      </w:r>
+      <w:r>
+        <w:rPr>
+          <w:rFonts w:ascii="Times New Roman" w:hAnsi="Times New Roman" w:cs="Times New Roman"/>
+          <w:sz w:val="28"/>
+          <w:szCs w:val="28"/>
+          <w:lang w:val="ru-RU"/>
+        </w:rPr>
+        <w:t xml:space="preserve"> рассматрива</w:t>
+      </w:r>
+      <w:r>
+        <w:rPr>
+          <w:rFonts w:ascii="Times New Roman" w:hAnsi="Times New Roman" w:cs="Times New Roman"/>
+          <w:sz w:val="28"/>
+          <w:szCs w:val="28"/>
+          <w:lang w:val="ru-RU"/>
+        </w:rPr>
+        <w:t>е</w:t>
+      </w:r>
+      <w:r>
+        <w:rPr>
+          <w:rFonts w:ascii="Times New Roman" w:hAnsi="Times New Roman" w:cs="Times New Roman"/>
+          <w:sz w:val="28"/>
+          <w:szCs w:val="28"/>
+          <w:lang w:val="ru-RU"/>
+        </w:rPr>
+        <w:t>т</w:t>
+      </w:r>
+      <w:r>
+        <w:rPr>
+          <w:rFonts w:ascii="Times New Roman" w:hAnsi="Times New Roman" w:cs="Times New Roman"/>
+          <w:sz w:val="28"/>
+          <w:szCs w:val="28"/>
+          <w:lang w:val="ru-RU"/>
+        </w:rPr>
+        <w:t xml:space="preserve"> оба</w:t>
+      </w:r>
+      <w:r>
+        <w:rPr>
+          <w:rFonts w:ascii="Times New Roman" w:hAnsi="Times New Roman" w:cs="Times New Roman"/>
+          <w:sz w:val="28"/>
+          <w:szCs w:val="28"/>
+          <w:lang w:val="ru-RU"/>
+        </w:rPr>
+        <w:t xml:space="preserve"> полигона </w:t>
+      </w:r>
+      <w:r>
+        <w:rPr>
+          <w:rFonts w:ascii="Times New Roman" w:hAnsi="Times New Roman" w:cs="Times New Roman"/>
+          <w:sz w:val="28"/>
+          <w:szCs w:val="28"/>
+          <w:lang w:val="ru-RU"/>
+        </w:rPr>
+        <w:t>вдоль</w:t>
+      </w:r>
+      <w:r>
+        <w:rPr>
+          <w:rFonts w:ascii="Times New Roman" w:hAnsi="Times New Roman" w:cs="Times New Roman"/>
+          <w:sz w:val="28"/>
+          <w:szCs w:val="28"/>
+          <w:lang w:val="ru-RU"/>
+        </w:rPr>
+        <w:t xml:space="preserve"> левосторонн</w:t>
+      </w:r>
+      <w:r>
+        <w:rPr>
+          <w:rFonts w:ascii="Times New Roman" w:hAnsi="Times New Roman" w:cs="Times New Roman"/>
+          <w:sz w:val="28"/>
+          <w:szCs w:val="28"/>
+          <w:lang w:val="ru-RU"/>
+        </w:rPr>
+        <w:t>его</w:t>
+      </w:r>
+      <w:r>
+        <w:rPr>
+          <w:rFonts w:ascii="Times New Roman" w:hAnsi="Times New Roman" w:cs="Times New Roman"/>
+          <w:sz w:val="28"/>
+          <w:szCs w:val="28"/>
+          <w:lang w:val="ru-RU"/>
+        </w:rPr>
+        <w:t xml:space="preserve"> обход</w:t>
+      </w:r>
+      <w:r>
+        <w:rPr>
+          <w:rFonts w:ascii="Times New Roman" w:hAnsi="Times New Roman" w:cs="Times New Roman"/>
+          <w:sz w:val="28"/>
+          <w:szCs w:val="28"/>
+          <w:lang w:val="ru-RU"/>
+        </w:rPr>
+        <w:t>а. Суть алгоритма заключается в последовательном отсечении исходного полигона сторонами отсекателя. При отсечении</w:t>
+      </w:r>
+      <w:r>
+        <w:rPr>
+          <w:rFonts w:ascii="Times New Roman" w:hAnsi="Times New Roman" w:cs="Times New Roman"/>
+          <w:sz w:val="28"/>
+          <w:szCs w:val="28"/>
+          <w:lang w:val="ru-RU"/>
+        </w:rPr>
+        <w:t xml:space="preserve"> мы будет составлять новый полигон и</w:t>
+      </w:r>
+      <w:r>
+        <w:rPr>
+          <w:rFonts w:ascii="Times New Roman" w:hAnsi="Times New Roman" w:cs="Times New Roman"/>
+          <w:sz w:val="28"/>
+          <w:szCs w:val="28"/>
+          <w:lang w:val="ru-RU"/>
+        </w:rPr>
+        <w:t xml:space="preserve"> для каждого ребра</w:t>
+      </w:r>
+      <w:r>
+        <w:rPr>
+          <w:rFonts w:ascii="Times New Roman" w:hAnsi="Times New Roman" w:cs="Times New Roman"/>
+          <w:sz w:val="28"/>
+          <w:szCs w:val="28"/>
+          <w:lang w:val="ru-RU"/>
+        </w:rPr>
+        <w:t xml:space="preserve"> текущего</w:t>
+      </w:r>
+      <w:r>
+        <w:rPr>
+          <w:rFonts w:ascii="Times New Roman" w:hAnsi="Times New Roman" w:cs="Times New Roman"/>
+          <w:sz w:val="28"/>
+          <w:szCs w:val="28"/>
+          <w:lang w:val="ru-RU"/>
+        </w:rPr>
+        <w:t xml:space="preserve"> отсекаемого полигона может быть ровно один из следующих четырех случаев:</w:t>
       </w:r>
     </w:p>
     <w:p>
       <w:pPr>
+        <w:pStyle w:val="a3"/>
+        <w:numPr>
+          <w:ilvl w:val="0"/>
+          <w:numId w:val="13"/>
+        </w:numPr>
+        <w:jc w:val="both"/>
+        <w:rPr>
+          <w:rFonts w:ascii="Times New Roman" w:hAnsi="Times New Roman" w:cs="Times New Roman"/>
+          <w:sz w:val="28"/>
+          <w:szCs w:val="28"/>
+          <w:lang w:val="ru-RU"/>
+        </w:rPr>
+      </w:pPr>
+      <w:r>
+        <w:rPr>
+          <w:rFonts w:ascii="Times New Roman" w:hAnsi="Times New Roman" w:cs="Times New Roman"/>
+          <w:sz w:val="28"/>
+          <w:szCs w:val="28"/>
+          <w:lang w:val="ru-RU"/>
+        </w:rPr>
+        <w:t>Начало ребра лежит справа от отсекателя, а конец – слева. Это означает, что начало подлежит отсечению, а в новый полигон будут добавлены вершина пересечения сторон и конец ребра соответственно (порядок добавления имеет значение).</w:t>
+      </w:r>
+    </w:p>
+    <w:p>
+      <w:pPr>
+        <w:pStyle w:val="a3"/>
+        <w:numPr>
+          <w:ilvl w:val="0"/>
+          <w:numId w:val="13"/>
+        </w:numPr>
+        <w:jc w:val="both"/>
+        <w:rPr>
+          <w:rFonts w:ascii="Times New Roman" w:hAnsi="Times New Roman" w:cs="Times New Roman"/>
+          <w:sz w:val="28"/>
+          <w:szCs w:val="28"/>
+          <w:lang w:val="ru-RU"/>
+        </w:rPr>
+      </w:pPr>
+      <w:r>
+        <w:rPr>
+          <w:rFonts w:ascii="Times New Roman" w:hAnsi="Times New Roman" w:cs="Times New Roman"/>
+          <w:sz w:val="28"/>
+          <w:szCs w:val="28"/>
+          <w:lang w:val="ru-RU"/>
+        </w:rPr>
+        <w:t xml:space="preserve">Ребро полностью лежит слева от </w:t>
+      </w:r>
+      <w:r>
+        <w:rPr>
+          <w:rFonts w:ascii="Times New Roman" w:hAnsi="Times New Roman" w:cs="Times New Roman"/>
+          <w:sz w:val="28"/>
+          <w:szCs w:val="28"/>
+          <w:lang w:val="ru-RU"/>
+        </w:rPr>
+        <w:t>текущего</w:t>
+      </w:r>
+      <w:r>
+        <w:rPr>
+          <w:rFonts w:ascii="Times New Roman" w:hAnsi="Times New Roman" w:cs="Times New Roman"/>
+          <w:sz w:val="28"/>
+          <w:szCs w:val="28"/>
+          <w:lang w:val="ru-RU"/>
+        </w:rPr>
+        <w:t xml:space="preserve"> ребра отсекателя. Это означает, что обе вершины не будут отсечены на текущей итерации, а в новый полигон будет добавлена конечная вершина ребра (предположительно начальная вершина уже добавлена в новый полигон при рассмотрении предыдущего ребра по левостороннем обходе, которое</w:t>
+      </w:r>
+      <w:r>
+        <w:rPr>
+          <w:rFonts w:ascii="Times New Roman" w:hAnsi="Times New Roman" w:cs="Times New Roman"/>
+          <w:sz w:val="28"/>
+          <w:szCs w:val="28"/>
+          <w:lang w:val="ru-RU"/>
+        </w:rPr>
+        <w:t xml:space="preserve"> может соответствовать случаям 1</w:t>
+      </w:r>
+      <w:r>
+        <w:rPr>
+          <w:rFonts w:ascii="Times New Roman" w:hAnsi="Times New Roman" w:cs="Times New Roman"/>
+          <w:sz w:val="28"/>
+          <w:szCs w:val="28"/>
+          <w:lang w:val="ru-RU"/>
+        </w:rPr>
+        <w:noBreakHyphen/>
+        <w:t>2 как концевая вершина</w:t>
+      </w:r>
+      <w:r>
+        <w:rPr>
+          <w:rFonts w:ascii="Times New Roman" w:hAnsi="Times New Roman" w:cs="Times New Roman"/>
+          <w:sz w:val="28"/>
+          <w:szCs w:val="28"/>
+          <w:lang w:val="ru-RU"/>
+        </w:rPr>
+        <w:t>).</w:t>
+      </w:r>
+    </w:p>
+    <w:p>
+      <w:pPr>
+        <w:pStyle w:val="a3"/>
+        <w:numPr>
+          <w:ilvl w:val="0"/>
+          <w:numId w:val="13"/>
+        </w:numPr>
+        <w:jc w:val="both"/>
+        <w:rPr>
+          <w:rFonts w:ascii="Times New Roman" w:hAnsi="Times New Roman" w:cs="Times New Roman"/>
+          <w:sz w:val="28"/>
+          <w:szCs w:val="28"/>
+          <w:lang w:val="ru-RU"/>
+        </w:rPr>
+      </w:pPr>
+      <w:r>
+        <w:rPr>
+          <w:rFonts w:ascii="Times New Roman" w:hAnsi="Times New Roman" w:cs="Times New Roman"/>
+          <w:sz w:val="28"/>
+          <w:szCs w:val="28"/>
+          <w:lang w:val="ru-RU"/>
+        </w:rPr>
+        <w:t>Начало ребра лежит</w:t>
+      </w:r>
+      <w:r>
+        <w:rPr>
+          <w:rFonts w:ascii="Times New Roman" w:hAnsi="Times New Roman" w:cs="Times New Roman"/>
+          <w:sz w:val="28"/>
+          <w:szCs w:val="28"/>
+          <w:lang w:val="ru-RU"/>
+        </w:rPr>
+        <w:t xml:space="preserve"> слева от </w:t>
+      </w:r>
+      <w:r>
+        <w:rPr>
+          <w:rFonts w:ascii="Times New Roman" w:hAnsi="Times New Roman" w:cs="Times New Roman"/>
+          <w:sz w:val="28"/>
+          <w:szCs w:val="28"/>
+          <w:lang w:val="ru-RU"/>
+        </w:rPr>
+        <w:t>отсекателя, а конец –</w:t>
+      </w:r>
+      <w:r>
+        <w:rPr>
+          <w:rFonts w:ascii="Times New Roman" w:hAnsi="Times New Roman" w:cs="Times New Roman"/>
+          <w:sz w:val="28"/>
+          <w:szCs w:val="28"/>
+          <w:lang w:val="ru-RU"/>
+        </w:rPr>
+        <w:t xml:space="preserve"> справа, т.е. вне</w:t>
+      </w:r>
+      <w:r>
+        <w:rPr>
+          <w:rFonts w:ascii="Times New Roman" w:hAnsi="Times New Roman" w:cs="Times New Roman"/>
+          <w:sz w:val="28"/>
+          <w:szCs w:val="28"/>
+          <w:lang w:val="ru-RU"/>
+        </w:rPr>
+        <w:t>. Тогда</w:t>
+      </w:r>
+      <w:r>
+        <w:rPr>
+          <w:rFonts w:ascii="Times New Roman" w:hAnsi="Times New Roman" w:cs="Times New Roman"/>
+          <w:sz w:val="28"/>
+          <w:szCs w:val="28"/>
+          <w:lang w:val="ru-RU"/>
+        </w:rPr>
+        <w:t xml:space="preserve"> конец текущего ребра отсекается и в новый полигон добавляется вершина пересечения двух сторон</w:t>
+      </w:r>
+      <w:r>
+        <w:rPr>
+          <w:rFonts w:ascii="Times New Roman" w:hAnsi="Times New Roman" w:cs="Times New Roman"/>
+          <w:sz w:val="28"/>
+          <w:szCs w:val="28"/>
+          <w:lang w:val="ru-RU"/>
+        </w:rPr>
+        <w:t xml:space="preserve"> (начало ребра не добавляется по той же логике, что в пункте 2)</w:t>
+      </w:r>
+      <w:r>
+        <w:rPr>
+          <w:rFonts w:ascii="Times New Roman" w:hAnsi="Times New Roman" w:cs="Times New Roman"/>
+          <w:sz w:val="28"/>
+          <w:szCs w:val="28"/>
+          <w:lang w:val="ru-RU"/>
+        </w:rPr>
+        <w:t>.</w:t>
+      </w:r>
+    </w:p>
+    <w:p>
+      <w:pPr>
+        <w:pStyle w:val="a3"/>
+        <w:numPr>
+          <w:ilvl w:val="0"/>
+          <w:numId w:val="13"/>
+        </w:numPr>
+        <w:jc w:val="both"/>
+        <w:rPr>
+          <w:rFonts w:ascii="Times New Roman" w:hAnsi="Times New Roman" w:cs="Times New Roman"/>
+          <w:sz w:val="28"/>
+          <w:szCs w:val="28"/>
+          <w:lang w:val="ru-RU"/>
+        </w:rPr>
+      </w:pPr>
+      <w:r>
+        <w:rPr>
+          <w:rFonts w:ascii="Times New Roman" w:hAnsi="Times New Roman" w:cs="Times New Roman"/>
+          <w:sz w:val="28"/>
+          <w:szCs w:val="28"/>
+          <w:lang w:val="ru-RU"/>
+        </w:rPr>
+        <w:lastRenderedPageBreak/>
+        <w:t>Ребро полностью лежит справа. Т.е. вне самого отсекателя и подлежит полному отсечению</w:t>
+      </w:r>
+    </w:p>
+    <w:p>
+      <w:pPr>
         <w:jc w:val="both"/>
         <w:rPr>
           <w:rFonts w:ascii="Times New Roman" w:hAnsi="Times New Roman" w:cs="Times New Roman"/>
@@ -1710,35 +2006,16 @@
           <w:szCs w:val="28"/>
           <w:lang w:val="ru-RU"/>
         </w:rPr>
-        <w:t xml:space="preserve"> одноцветной</w:t>
-      </w:r>
-      <w:r>
-        <w:rPr>
-          <w:rFonts w:ascii="Times New Roman" w:hAnsi="Times New Roman" w:cs="Times New Roman"/>
-          <w:sz w:val="28"/>
-          <w:szCs w:val="28"/>
-          <w:lang w:val="ru-RU"/>
-        </w:rPr>
-        <w:t xml:space="preserve"> растеризации лучше всего использовать</w:t>
-      </w:r>
-      <w:r>
-        <w:rPr>
-          <w:rFonts w:ascii="Times New Roman" w:hAnsi="Times New Roman" w:cs="Times New Roman"/>
-          <w:sz w:val="28"/>
-          <w:szCs w:val="28"/>
-          <w:lang w:val="ru-RU"/>
-        </w:rPr>
-        <w:t xml:space="preserve"> целочисленную реализацию алгоритма </w:t>
-      </w:r>
-      <w:r>
-        <w:rPr>
-          <w:rFonts w:ascii="Times New Roman" w:hAnsi="Times New Roman" w:cs="Times New Roman"/>
-          <w:sz w:val="28"/>
-          <w:szCs w:val="28"/>
-          <w:lang w:val="ru-RU"/>
-        </w:rPr>
-        <w:lastRenderedPageBreak/>
-        <w:t>Брезенхема, за счёт её высокой скорости и точности, в сравнении с другими алгоритмами. Если требуется растеризация со сглаживанием, то используется алгоритм Ву.</w:t>
+        <w:t xml:space="preserve"> </w:t>
+      </w:r>
+      <w:r>
+        <w:rPr>
+          <w:rFonts w:ascii="Times New Roman" w:hAnsi="Times New Roman" w:cs="Times New Roman"/>
+          <w:sz w:val="28"/>
+          <w:szCs w:val="28"/>
+          <w:lang w:val="ru-RU"/>
+        </w:rPr>
+        <w:t>отсечение отрезка быстрее всего исполняет алгоритм Николла-Ли-Николла, а для отсечения выпуклого полигона другим выпуклым полигоном можно воспользоваться алгоритмом Сазерленда-Ходжмана.</w:t>
       </w:r>
     </w:p>
     <w:p>
@@ -1833,7 +2110,16 @@
           <w:szCs w:val="28"/>
           <w:lang w:val="ru-RU"/>
         </w:rPr>
-        <w:t>а также возможностью доступа к произвольному пикселю загруженного изображения</w:t>
+        <w:t>а также возможностью</w:t>
+      </w:r>
+      <w:r>
+        <w:rPr>
+          <w:rFonts w:ascii="Times New Roman" w:hAnsi="Times New Roman" w:cs="Times New Roman"/>
+          <w:sz w:val="28"/>
+          <w:szCs w:val="28"/>
+          <w:lang w:val="ru-RU"/>
+        </w:rPr>
+        <w:t xml:space="preserve"> отрисовки отрезков и полигонов различных цветов</w:t>
       </w:r>
       <w:r>
         <w:rPr>
@@ -1843,6 +2129,15 @@
           <w:lang w:val="ru-RU"/>
         </w:rPr>
         <w:t>.</w:t>
+      </w:r>
+      <w:r>
+        <w:rPr>
+          <w:rFonts w:ascii="Times New Roman" w:hAnsi="Times New Roman" w:cs="Times New Roman"/>
+          <w:sz w:val="28"/>
+          <w:szCs w:val="28"/>
+          <w:lang w:val="ru-RU"/>
+        </w:rPr>
+        <w:t xml:space="preserve"> Поддерживает обновление изображения.</w:t>
       </w:r>
     </w:p>
     <w:p>
@@ -1961,16 +2256,7 @@
           <w:szCs w:val="28"/>
           <w:lang w:val="ru-RU"/>
         </w:rPr>
-        <w:t xml:space="preserve"> Э</w:t>
-      </w:r>
-      <w:r>
-        <w:rPr>
-          <w:rFonts w:ascii="Times New Roman" w:hAnsi="Times New Roman" w:cs="Times New Roman"/>
-          <w:sz w:val="28"/>
-          <w:szCs w:val="28"/>
-          <w:lang w:val="ru-RU"/>
-        </w:rPr>
-        <w:t xml:space="preserve">кспорт в </w:t>
+        <w:t xml:space="preserve"> Загрузка входных данных (отсекаемых объектов и отсекателя)</w:t>
       </w:r>
       <w:r>
         <w:rPr>
@@ -1986,18 +2272,18 @@
           <w:rFonts w:ascii="Times New Roman" w:hAnsi="Times New Roman" w:cs="Times New Roman"/>
           <w:sz w:val="28"/>
           <w:szCs w:val="28"/>
-          <w:lang w:val="en-US"/>
-        </w:rPr>
-        <w:t>png</w:t>
-      </w:r>
-      <w:r>
-        <w:rPr>
-          <w:rFonts w:ascii="Times New Roman" w:hAnsi="Times New Roman" w:cs="Times New Roman"/>
-          <w:sz w:val="28"/>
-          <w:szCs w:val="28"/>
-          <w:lang w:val="ru-RU"/>
-        </w:rPr>
-        <w:t>. Выбор инструментов и их параметров.</w:t>
+          <w:lang w:val="ru-RU"/>
+        </w:rPr>
+        <w:t xml:space="preserve"> Запуск алгоритма отсечения</w:t>
+      </w:r>
+      <w:r>
+        <w:rPr>
+          <w:rFonts w:ascii="Times New Roman" w:hAnsi="Times New Roman" w:cs="Times New Roman"/>
+          <w:sz w:val="28"/>
+          <w:szCs w:val="28"/>
+          <w:lang w:val="ru-RU"/>
+        </w:rPr>
+        <w:t>.</w:t>
       </w:r>
     </w:p>
     <w:p>
@@ -2050,6 +2336,33 @@
           <w:szCs w:val="28"/>
           <w:lang w:val="ru-RU"/>
         </w:rPr>
+        <w:t xml:space="preserve"> объект</w:t>
+      </w:r>
+      <w:r>
+        <w:rPr>
+          <w:rFonts w:ascii="Times New Roman" w:hAnsi="Times New Roman" w:cs="Times New Roman"/>
+          <w:sz w:val="28"/>
+          <w:szCs w:val="28"/>
+          <w:lang w:val="ru-RU"/>
+        </w:rPr>
+        <w:t>ов</w:t>
+      </w:r>
+      <w:r>
+        <w:rPr>
+          <w:rFonts w:ascii="Times New Roman" w:hAnsi="Times New Roman" w:cs="Times New Roman"/>
+          <w:sz w:val="28"/>
+          <w:szCs w:val="28"/>
+          <w:lang w:val="ru-RU"/>
+        </w:rPr>
+        <w:t>.</w:t>
+      </w:r>
+      <w:r>
+        <w:rPr>
+          <w:rFonts w:ascii="Times New Roman" w:hAnsi="Times New Roman" w:cs="Times New Roman"/>
+          <w:sz w:val="28"/>
+          <w:szCs w:val="28"/>
+          <w:lang w:val="ru-RU"/>
+        </w:rPr>
         <w:t xml:space="preserve"> </w:t>
       </w:r>
       <w:r>
@@ -2059,16 +2372,7 @@
           <w:szCs w:val="28"/>
           <w:lang w:val="ru-RU"/>
         </w:rPr>
-        <w:t>и взаимодействия с объектами. Осуществить отслеживание мыши пользователя по полю для корректной работы.</w:t>
-      </w:r>
-      <w:r>
-        <w:rPr>
-          <w:rFonts w:ascii="Times New Roman" w:hAnsi="Times New Roman" w:cs="Times New Roman"/>
-          <w:sz w:val="28"/>
-          <w:szCs w:val="28"/>
-          <w:lang w:val="ru-RU"/>
-        </w:rPr>
-        <w:t xml:space="preserve"> Возможность смещения, отдаления и очистки поля.</w:t>
+        <w:t>Возможность смещения, отдаления и очистки поля.</w:t>
       </w:r>
     </w:p>
     <w:p>
@@ -2089,20 +2393,142 @@
           <w:lang w:val="ru-RU"/>
         </w:rPr>
         <w:tab/>
-        <w:t>Дополнительно реализовать отображение временного объекта перед</w:t>
-      </w:r>
-      <w:r>
-        <w:rPr>
-          <w:rFonts w:ascii="Times New Roman" w:hAnsi="Times New Roman" w:cs="Times New Roman"/>
-          <w:sz w:val="28"/>
-          <w:szCs w:val="28"/>
-          <w:lang w:val="ru-RU"/>
-        </w:rPr>
-        <w:t xml:space="preserve"> его построением для возможности предварительной оценки, дальнейшего подтверждения и установки нового объекта. Возможность отмены построения отрезка и выбора цвета пера.</w:t>
+        <w:t>Дополнительно реализовать</w:t>
+      </w:r>
+      <w:r>
+        <w:rPr>
+          <w:rFonts w:ascii="Times New Roman" w:hAnsi="Times New Roman" w:cs="Times New Roman"/>
+          <w:sz w:val="28"/>
+          <w:szCs w:val="28"/>
+          <w:lang w:val="ru-RU"/>
+        </w:rPr>
+        <w:t xml:space="preserve"> выделение цветом объектов трех видов:</w:t>
       </w:r>
     </w:p>
     <w:p>
       <w:pPr>
+        <w:pStyle w:val="a3"/>
+        <w:numPr>
+          <w:ilvl w:val="0"/>
+          <w:numId w:val="15"/>
+        </w:numPr>
+        <w:jc w:val="both"/>
+        <w:rPr>
+          <w:rFonts w:ascii="Times New Roman" w:hAnsi="Times New Roman" w:cs="Times New Roman"/>
+          <w:sz w:val="28"/>
+          <w:szCs w:val="28"/>
+          <w:lang w:val="ru-RU"/>
+        </w:rPr>
+      </w:pPr>
+      <w:r>
+        <w:rPr>
+          <w:rFonts w:ascii="Times New Roman" w:hAnsi="Times New Roman" w:cs="Times New Roman"/>
+          <w:sz w:val="28"/>
+          <w:szCs w:val="28"/>
+          <w:lang w:val="ru-RU"/>
+        </w:rPr>
+        <w:t>Отсекаемые объекты</w:t>
+      </w:r>
+    </w:p>
+    <w:p>
+      <w:pPr>
+        <w:pStyle w:val="a3"/>
+        <w:numPr>
+          <w:ilvl w:val="0"/>
+          <w:numId w:val="15"/>
+        </w:numPr>
+        <w:jc w:val="both"/>
+        <w:rPr>
+          <w:rFonts w:ascii="Times New Roman" w:hAnsi="Times New Roman" w:cs="Times New Roman"/>
+          <w:sz w:val="28"/>
+          <w:szCs w:val="28"/>
+          <w:lang w:val="ru-RU"/>
+        </w:rPr>
+      </w:pPr>
+      <w:r>
+        <w:rPr>
+          <w:rFonts w:ascii="Times New Roman" w:hAnsi="Times New Roman" w:cs="Times New Roman"/>
+          <w:sz w:val="28"/>
+          <w:szCs w:val="28"/>
+          <w:lang w:val="ru-RU"/>
+        </w:rPr>
+        <w:t>Отсекатель</w:t>
+      </w:r>
+    </w:p>
+    <w:p>
+      <w:pPr>
+        <w:pStyle w:val="a3"/>
+        <w:numPr>
+          <w:ilvl w:val="0"/>
+          <w:numId w:val="15"/>
+        </w:numPr>
+        <w:jc w:val="both"/>
+        <w:rPr>
+          <w:rFonts w:ascii="Times New Roman" w:hAnsi="Times New Roman" w:cs="Times New Roman"/>
+          <w:sz w:val="28"/>
+          <w:szCs w:val="28"/>
+          <w:lang w:val="ru-RU"/>
+        </w:rPr>
+      </w:pPr>
+      <w:r>
+        <w:rPr>
+          <w:rFonts w:ascii="Times New Roman" w:hAnsi="Times New Roman" w:cs="Times New Roman"/>
+          <w:sz w:val="28"/>
+          <w:szCs w:val="28"/>
+          <w:lang w:val="ru-RU"/>
+        </w:rPr>
+        <w:t>Отсеченные объекты</w:t>
+      </w:r>
+    </w:p>
+    <w:p>
+      <w:pPr>
+        <w:jc w:val="both"/>
+        <w:rPr>
+          <w:rFonts w:ascii="Times New Roman" w:hAnsi="Times New Roman" w:cs="Times New Roman"/>
+          <w:sz w:val="28"/>
+          <w:szCs w:val="28"/>
+          <w:lang w:val="ru-RU"/>
+        </w:rPr>
+      </w:pPr>
+      <w:r>
+        <w:rPr>
+          <w:rFonts w:ascii="Times New Roman" w:hAnsi="Times New Roman" w:cs="Times New Roman"/>
+          <w:sz w:val="28"/>
+          <w:szCs w:val="28"/>
+          <w:lang w:val="ru-RU"/>
+        </w:rPr>
+        <w:tab/>
+      </w:r>
+      <w:r>
+        <w:rPr>
+          <w:rFonts w:ascii="Times New Roman" w:hAnsi="Times New Roman" w:cs="Times New Roman"/>
+          <w:sz w:val="28"/>
+          <w:szCs w:val="28"/>
+          <w:lang w:val="ru-RU"/>
+        </w:rPr>
+        <w:t xml:space="preserve">Возможность </w:t>
+      </w:r>
+      <w:r>
+        <w:rPr>
+          <w:rFonts w:ascii="Times New Roman" w:hAnsi="Times New Roman" w:cs="Times New Roman"/>
+          <w:sz w:val="28"/>
+          <w:szCs w:val="28"/>
+          <w:lang w:val="ru-RU"/>
+        </w:rPr>
+        <w:t>удаления всех объектов поля или только отсеченных для запуска следующего алгоритма отсечения</w:t>
+      </w:r>
+      <w:r>
+        <w:rPr>
+          <w:rFonts w:ascii="Times New Roman" w:hAnsi="Times New Roman" w:cs="Times New Roman"/>
+          <w:sz w:val="28"/>
+          <w:szCs w:val="28"/>
+          <w:lang w:val="ru-RU"/>
+        </w:rPr>
+        <w:t>.</w:t>
+      </w:r>
+    </w:p>
+    <w:p>
+      <w:pPr>
         <w:jc w:val="both"/>
         <w:rPr>
           <w:rFonts w:ascii="Times New Roman" w:hAnsi="Times New Roman" w:cs="Times New Roman"/>
@@ -2376,7 +2802,7 @@
           <w:szCs w:val="28"/>
           <w:lang w:val="ru-RU"/>
         </w:rPr>
-        <w:t>, созданный для реализации отображения всех объектов и работы с пользователем. Отслеживает каждое действие пользователя и информирует его о результате его действий.</w:t>
+        <w:t>, созданный для реализации отображения всех объектов и работы с пользователем.</w:t>
       </w:r>
     </w:p>
     <w:p>
@@ -2429,6 +2855,11 @@
     </w:p>
     <w:p>
       <w:pPr>
+        <w:pStyle w:val="a3"/>
+        <w:numPr>
+          <w:ilvl w:val="0"/>
+          <w:numId w:val="17"/>
+        </w:numPr>
         <w:jc w:val="both"/>
         <w:rPr>
           <w:rFonts w:ascii="Times New Roman" w:hAnsi="Times New Roman" w:cs="Times New Roman"/>
@@ -2442,41 +2873,37 @@
           <w:rFonts w:ascii="Times New Roman" w:hAnsi="Times New Roman" w:cs="Times New Roman"/>
           <w:sz w:val="28"/>
           <w:szCs w:val="28"/>
-          <w:lang w:val="ru-RU"/>
-        </w:rPr>
-        <w:tab/>
-        <w:t>Каждый алгоритм растеризации представлен в качестве про</w:t>
-      </w:r>
-      <w:r>
-        <w:rPr>
-          <w:rFonts w:ascii="Times New Roman" w:hAnsi="Times New Roman" w:cs="Times New Roman"/>
-          <w:sz w:val="28"/>
-          <w:szCs w:val="28"/>
-          <w:lang w:val="ru-RU"/>
-        </w:rPr>
-        <w:t xml:space="preserve">изводного класса от базового </w:t>
-      </w:r>
-      <w:r>
-        <w:rPr>
-          <w:rFonts w:ascii="Times New Roman" w:hAnsi="Times New Roman" w:cs="Times New Roman"/>
-          <w:sz w:val="28"/>
-          <w:szCs w:val="28"/>
           <w:lang w:val="en-US"/>
         </w:rPr>
-        <w:t>Shape</w:t>
-      </w:r>
-      <w:r>
-        <w:rPr>
-          <w:rFonts w:ascii="Times New Roman" w:hAnsi="Times New Roman" w:cs="Times New Roman"/>
-          <w:sz w:val="28"/>
-          <w:szCs w:val="28"/>
-          <w:lang w:val="ru-RU"/>
-        </w:rPr>
-        <w:t>. Основной функционал заключен в возможности поэтапной отрисовки объекта и методами, необходимыми для его создания.</w:t>
+        <w:lastRenderedPageBreak/>
+        <w:t>Line</w:t>
+      </w:r>
+      <w:r>
+        <w:rPr>
+          <w:rFonts w:ascii="Times New Roman" w:hAnsi="Times New Roman" w:cs="Times New Roman"/>
+          <w:sz w:val="28"/>
+          <w:szCs w:val="28"/>
+          <w:lang w:val="ru-RU"/>
+        </w:rPr>
+        <w:t xml:space="preserve"> – класс</w:t>
+      </w:r>
+      <w:r>
+        <w:rPr>
+          <w:rFonts w:ascii="Times New Roman" w:hAnsi="Times New Roman" w:cs="Times New Roman"/>
+          <w:sz w:val="28"/>
+          <w:szCs w:val="28"/>
+          <w:lang w:val="ru-RU"/>
+        </w:rPr>
+        <w:t xml:space="preserve"> отрезков. Определяется координатами начала и конца</w:t>
       </w:r>
     </w:p>
     <w:p>
       <w:pPr>
+        <w:pStyle w:val="a3"/>
+        <w:numPr>
+          <w:ilvl w:val="0"/>
+          <w:numId w:val="17"/>
+        </w:numPr>
         <w:jc w:val="both"/>
         <w:rPr>
           <w:rFonts w:ascii="Times New Roman" w:hAnsi="Times New Roman" w:cs="Times New Roman"/>
@@ -2490,64 +2917,54 @@
           <w:rFonts w:ascii="Times New Roman" w:hAnsi="Times New Roman" w:cs="Times New Roman"/>
           <w:sz w:val="28"/>
           <w:szCs w:val="28"/>
-          <w:lang w:val="ru-RU"/>
-        </w:rPr>
-        <w:lastRenderedPageBreak/>
-        <w:tab/>
-      </w:r>
-      <w:r>
-        <w:rPr>
-          <w:rFonts w:ascii="Times New Roman" w:hAnsi="Times New Roman" w:cs="Times New Roman"/>
-          <w:sz w:val="28"/>
-          <w:szCs w:val="28"/>
-          <w:lang w:val="ru-RU"/>
-        </w:rPr>
-        <w:t>Все о</w:t>
-      </w:r>
-      <w:r>
-        <w:rPr>
-          <w:rFonts w:ascii="Times New Roman" w:hAnsi="Times New Roman" w:cs="Times New Roman"/>
-          <w:sz w:val="28"/>
-          <w:szCs w:val="28"/>
-          <w:lang w:val="ru-RU"/>
-        </w:rPr>
-        <w:t>бъекты в системе были связаны при помощи системы сигналов и слотов, реализованных</w:t>
-      </w:r>
-      <w:r>
-        <w:rPr>
-          <w:rFonts w:ascii="Times New Roman" w:hAnsi="Times New Roman" w:cs="Times New Roman"/>
-          <w:sz w:val="28"/>
-          <w:szCs w:val="28"/>
-          <w:lang w:val="ru-RU"/>
-        </w:rPr>
-        <w:t xml:space="preserve"> инструментом</w:t>
-      </w:r>
-      <w:r>
-        <w:rPr>
-          <w:rFonts w:ascii="Times New Roman" w:hAnsi="Times New Roman" w:cs="Times New Roman"/>
-          <w:sz w:val="28"/>
-          <w:szCs w:val="28"/>
-          <w:lang w:val="ru-RU"/>
-        </w:rPr>
-        <w:t xml:space="preserve"> </w:t>
-      </w:r>
-      <w:r>
-        <w:rPr>
-          <w:rFonts w:ascii="Times New Roman" w:hAnsi="Times New Roman" w:cs="Times New Roman"/>
-          <w:sz w:val="28"/>
-          <w:szCs w:val="28"/>
           <w:lang w:val="en-US"/>
         </w:rPr>
-        <w:t>Qt</w:t>
-      </w:r>
-      <w:r>
-        <w:rPr>
-          <w:rFonts w:ascii="Times New Roman" w:hAnsi="Times New Roman" w:cs="Times New Roman"/>
-          <w:sz w:val="28"/>
-          <w:szCs w:val="28"/>
-          <w:lang w:val="ru-RU"/>
-        </w:rPr>
-        <w:t>.</w:t>
+        <w:t>Polygon</w:t>
+      </w:r>
+      <w:r>
+        <w:rPr>
+          <w:rFonts w:ascii="Times New Roman" w:hAnsi="Times New Roman" w:cs="Times New Roman"/>
+          <w:sz w:val="28"/>
+          <w:szCs w:val="28"/>
+          <w:lang w:val="ru-RU"/>
+        </w:rPr>
+        <w:t xml:space="preserve"> – </w:t>
+      </w:r>
+      <w:r>
+        <w:rPr>
+          <w:rFonts w:ascii="Times New Roman" w:hAnsi="Times New Roman" w:cs="Times New Roman"/>
+          <w:sz w:val="28"/>
+          <w:szCs w:val="28"/>
+          <w:lang w:val="ru-RU"/>
+        </w:rPr>
+        <w:t>класс полигонов. Во время создания определяются его параметры – направление обхода (если обход правый,</w:t>
+      </w:r>
+      <w:r>
+        <w:rPr>
+          <w:rFonts w:ascii="Times New Roman" w:hAnsi="Times New Roman" w:cs="Times New Roman"/>
+          <w:sz w:val="28"/>
+          <w:szCs w:val="28"/>
+          <w:lang w:val="ru-RU"/>
+        </w:rPr>
+        <w:t xml:space="preserve"> то изменяется на левый</w:t>
+      </w:r>
+      <w:r>
+        <w:rPr>
+          <w:rFonts w:ascii="Times New Roman" w:hAnsi="Times New Roman" w:cs="Times New Roman"/>
+          <w:sz w:val="28"/>
+          <w:szCs w:val="28"/>
+          <w:lang w:val="ru-RU"/>
+        </w:rPr>
+        <w:t>)</w:t>
+      </w:r>
+      <w:r>
+        <w:rPr>
+          <w:rFonts w:ascii="Times New Roman" w:hAnsi="Times New Roman" w:cs="Times New Roman"/>
+          <w:sz w:val="28"/>
+          <w:szCs w:val="28"/>
+          <w:lang w:val="ru-RU"/>
+        </w:rPr>
+        <w:t xml:space="preserve"> и соответствие требованиям для работы алгоритмов (например, является ли регулярным окном)</w:t>
       </w:r>
     </w:p>
     <w:p>
@@ -2568,7 +2985,42 @@
           <w:lang w:val="ru-RU"/>
         </w:rPr>
         <w:tab/>
-        <w:t xml:space="preserve">Развертка проекта проводилась встроенными инструментами </w:t>
+      </w:r>
+      <w:r>
+        <w:rPr>
+          <w:rFonts w:ascii="Times New Roman" w:hAnsi="Times New Roman" w:cs="Times New Roman"/>
+          <w:sz w:val="28"/>
+          <w:szCs w:val="28"/>
+          <w:lang w:val="ru-RU"/>
+        </w:rPr>
+        <w:t>Все о</w:t>
+      </w:r>
+      <w:r>
+        <w:rPr>
+          <w:rFonts w:ascii="Times New Roman" w:hAnsi="Times New Roman" w:cs="Times New Roman"/>
+          <w:sz w:val="28"/>
+          <w:szCs w:val="28"/>
+          <w:lang w:val="ru-RU"/>
+        </w:rPr>
+        <w:t>бъекты в системе были связаны при помощи системы сигналов и слотов, реализованных</w:t>
+      </w:r>
+      <w:r>
+        <w:rPr>
+          <w:rFonts w:ascii="Times New Roman" w:hAnsi="Times New Roman" w:cs="Times New Roman"/>
+          <w:sz w:val="28"/>
+          <w:szCs w:val="28"/>
+          <w:lang w:val="ru-RU"/>
+        </w:rPr>
+        <w:t xml:space="preserve"> инструментом</w:t>
+      </w:r>
+      <w:r>
+        <w:rPr>
+          <w:rFonts w:ascii="Times New Roman" w:hAnsi="Times New Roman" w:cs="Times New Roman"/>
+          <w:sz w:val="28"/>
+          <w:szCs w:val="28"/>
+          <w:lang w:val="ru-RU"/>
+        </w:rPr>
+        <w:t xml:space="preserve"> </w:t>
       </w:r>
       <w:r>
         <w:rPr>
@@ -2586,61 +3038,7 @@
           <w:szCs w:val="28"/>
           <w:lang w:val="ru-RU"/>
         </w:rPr>
-        <w:t xml:space="preserve">. Установщик был создан с помощью вспомогательного инструмента </w:t>
-      </w:r>
-      <w:r>
-        <w:rPr>
-          <w:rFonts w:ascii="Times New Roman" w:hAnsi="Times New Roman" w:cs="Times New Roman"/>
-          <w:sz w:val="28"/>
-          <w:szCs w:val="28"/>
-          <w:lang w:val="en-US"/>
-        </w:rPr>
-        <w:t>Inno</w:t>
-      </w:r>
-      <w:r>
-        <w:rPr>
-          <w:rFonts w:ascii="Times New Roman" w:hAnsi="Times New Roman" w:cs="Times New Roman"/>
-          <w:sz w:val="28"/>
-          <w:szCs w:val="28"/>
-          <w:lang w:val="ru-RU"/>
-        </w:rPr>
-        <w:t xml:space="preserve"> </w:t>
-      </w:r>
-      <w:r>
-        <w:rPr>
-          <w:rFonts w:ascii="Times New Roman" w:hAnsi="Times New Roman" w:cs="Times New Roman"/>
-          <w:sz w:val="28"/>
-          <w:szCs w:val="28"/>
-          <w:lang w:val="en-US"/>
-        </w:rPr>
-        <w:t>Setup</w:t>
-      </w:r>
-      <w:r>
-        <w:rPr>
-          <w:rFonts w:ascii="Times New Roman" w:hAnsi="Times New Roman" w:cs="Times New Roman"/>
-          <w:sz w:val="28"/>
-          <w:szCs w:val="28"/>
-          <w:lang w:val="ru-RU"/>
-        </w:rPr>
-        <w:t>, выделяющийся своей простотой и гибкостью ис</w:t>
-      </w:r>
-      <w:r>
-        <w:rPr>
-          <w:rFonts w:ascii="Times New Roman" w:hAnsi="Times New Roman" w:cs="Times New Roman"/>
-          <w:sz w:val="28"/>
-          <w:szCs w:val="28"/>
-          <w:lang w:val="ru-RU"/>
-        </w:rPr>
-        <w:t>п</w:t>
-      </w:r>
-      <w:r>
-        <w:rPr>
-          <w:rFonts w:ascii="Times New Roman" w:hAnsi="Times New Roman" w:cs="Times New Roman"/>
-          <w:sz w:val="28"/>
-          <w:szCs w:val="28"/>
-          <w:lang w:val="ru-RU"/>
-        </w:rPr>
-        <w:t>ользования.</w:t>
+        <w:t>.</w:t>
       </w:r>
     </w:p>
     <w:p>
@@ -2648,6 +3046,99 @@
         <w:jc w:val="both"/>
         <w:rPr>
           <w:rFonts w:ascii="Times New Roman" w:hAnsi="Times New Roman" w:cs="Times New Roman"/>
+          <w:sz w:val="28"/>
+          <w:szCs w:val="28"/>
+          <w:lang w:val="ru-RU"/>
+        </w:rPr>
+      </w:pPr>
+      <w:r>
+        <w:rPr>
+          <w:rFonts w:ascii="Times New Roman" w:hAnsi="Times New Roman" w:cs="Times New Roman"/>
+          <w:sz w:val="28"/>
+          <w:szCs w:val="28"/>
+          <w:lang w:val="ru-RU"/>
+        </w:rPr>
+        <w:tab/>
+        <w:t xml:space="preserve">Развертка проекта проводилась встроенными инструментами </w:t>
+      </w:r>
+      <w:r>
+        <w:rPr>
+          <w:rFonts w:ascii="Times New Roman" w:hAnsi="Times New Roman" w:cs="Times New Roman"/>
+          <w:sz w:val="28"/>
+          <w:szCs w:val="28"/>
+          <w:lang w:val="en-US"/>
+        </w:rPr>
+        <w:t>Qt</w:t>
+      </w:r>
+      <w:r>
+        <w:rPr>
+          <w:rFonts w:ascii="Times New Roman" w:hAnsi="Times New Roman" w:cs="Times New Roman"/>
+          <w:sz w:val="28"/>
+          <w:szCs w:val="28"/>
+          <w:lang w:val="ru-RU"/>
+        </w:rPr>
+        <w:t xml:space="preserve">. Установщик был создан с помощью вспомогательного инструмента </w:t>
+      </w:r>
+      <w:r>
+        <w:rPr>
+          <w:rFonts w:ascii="Times New Roman" w:hAnsi="Times New Roman" w:cs="Times New Roman"/>
+          <w:sz w:val="28"/>
+          <w:szCs w:val="28"/>
+          <w:lang w:val="en-US"/>
+        </w:rPr>
+        <w:t>Inno</w:t>
+      </w:r>
+      <w:r>
+        <w:rPr>
+          <w:rFonts w:ascii="Times New Roman" w:hAnsi="Times New Roman" w:cs="Times New Roman"/>
+          <w:sz w:val="28"/>
+          <w:szCs w:val="28"/>
+          <w:lang w:val="ru-RU"/>
+        </w:rPr>
+        <w:t xml:space="preserve"> </w:t>
+      </w:r>
+      <w:r>
+        <w:rPr>
+          <w:rFonts w:ascii="Times New Roman" w:hAnsi="Times New Roman" w:cs="Times New Roman"/>
+          <w:sz w:val="28"/>
+          <w:szCs w:val="28"/>
+          <w:lang w:val="en-US"/>
+        </w:rPr>
+        <w:t>Setup</w:t>
+      </w:r>
+      <w:r>
+        <w:rPr>
+          <w:rFonts w:ascii="Times New Roman" w:hAnsi="Times New Roman" w:cs="Times New Roman"/>
+          <w:sz w:val="28"/>
+          <w:szCs w:val="28"/>
+          <w:lang w:val="ru-RU"/>
+        </w:rPr>
+        <w:t>, выделяющийся своей простотой и гибкостью ис</w:t>
+      </w:r>
+      <w:r>
+        <w:rPr>
+          <w:rFonts w:ascii="Times New Roman" w:hAnsi="Times New Roman" w:cs="Times New Roman"/>
+          <w:sz w:val="28"/>
+          <w:szCs w:val="28"/>
+          <w:lang w:val="ru-RU"/>
+        </w:rPr>
+        <w:t>п</w:t>
+      </w:r>
+      <w:r>
+        <w:rPr>
+          <w:rFonts w:ascii="Times New Roman" w:hAnsi="Times New Roman" w:cs="Times New Roman"/>
+          <w:sz w:val="28"/>
+          <w:szCs w:val="28"/>
+          <w:lang w:val="ru-RU"/>
+        </w:rPr>
+        <w:t>ользования.</w:t>
+      </w:r>
+    </w:p>
+    <w:p>
+      <w:pPr>
+        <w:jc w:val="both"/>
+        <w:rPr>
+          <w:rFonts w:ascii="Times New Roman" w:hAnsi="Times New Roman" w:cs="Times New Roman"/>
           <w:sz w:val="32"/>
           <w:szCs w:val="32"/>
           <w:lang w:val="ru-RU"/>
@@ -2819,7 +3310,52 @@
           <w:szCs w:val="28"/>
           <w:lang w:val="ru-RU"/>
         </w:rPr>
-        <w:t>корректность алгоритмов растеризации, экспорта изображения</w:t>
+        <w:t>корректность</w:t>
+      </w:r>
+      <w:r>
+        <w:rPr>
+          <w:rFonts w:ascii="Times New Roman" w:hAnsi="Times New Roman" w:cs="Times New Roman"/>
+          <w:sz w:val="28"/>
+          <w:szCs w:val="28"/>
+          <w:lang w:val="ru-RU"/>
+        </w:rPr>
+        <w:t xml:space="preserve"> отображения и</w:t>
+      </w:r>
+      <w:r>
+        <w:rPr>
+          <w:rFonts w:ascii="Times New Roman" w:hAnsi="Times New Roman" w:cs="Times New Roman"/>
+          <w:sz w:val="28"/>
+          <w:szCs w:val="28"/>
+          <w:lang w:val="ru-RU"/>
+        </w:rPr>
+        <w:t xml:space="preserve"> алгоритмов</w:t>
+      </w:r>
+      <w:r>
+        <w:rPr>
+          <w:rFonts w:ascii="Times New Roman" w:hAnsi="Times New Roman" w:cs="Times New Roman"/>
+          <w:sz w:val="28"/>
+          <w:szCs w:val="28"/>
+          <w:lang w:val="ru-RU"/>
+        </w:rPr>
+        <w:t xml:space="preserve"> отсечения</w:t>
+      </w:r>
+      <w:r>
+        <w:rPr>
+          <w:rFonts w:ascii="Times New Roman" w:hAnsi="Times New Roman" w:cs="Times New Roman"/>
+          <w:sz w:val="28"/>
+          <w:szCs w:val="28"/>
+          <w:lang w:val="ru-RU"/>
+        </w:rPr>
+        <w:t>,</w:t>
+      </w:r>
+      <w:r>
+        <w:rPr>
+          <w:rFonts w:ascii="Times New Roman" w:hAnsi="Times New Roman" w:cs="Times New Roman"/>
+          <w:sz w:val="28"/>
+          <w:szCs w:val="28"/>
+          <w:lang w:val="ru-RU"/>
+        </w:rPr>
+        <w:t xml:space="preserve"> чтение данных ищ текстового файла</w:t>
       </w:r>
       <w:r>
         <w:rPr>
@@ -3033,7 +3569,16 @@
           <w:szCs w:val="28"/>
           <w:lang w:val="ru-RU"/>
         </w:rPr>
-        <w:t xml:space="preserve"> основные алгоритмы растеризации</w:t>
+        <w:t xml:space="preserve"> основные алгоритмы</w:t>
+      </w:r>
+      <w:r>
+        <w:rPr>
+          <w:rFonts w:ascii="Times New Roman" w:hAnsi="Times New Roman" w:cs="Times New Roman"/>
+          <w:sz w:val="28"/>
+          <w:szCs w:val="28"/>
+          <w:lang w:val="ru-RU"/>
+        </w:rPr>
+        <w:t xml:space="preserve"> отсечения отрезов и полигонов</w:t>
       </w:r>
       <w:r>
         <w:rPr>
@@ -3078,16 +3623,16 @@
           <w:szCs w:val="28"/>
           <w:lang w:val="ru-RU"/>
         </w:rPr>
-        <w:t xml:space="preserve"> соответствующие методы </w:t>
-      </w:r>
-      <w:r>
-        <w:rPr>
-          <w:rFonts w:ascii="Times New Roman" w:hAnsi="Times New Roman" w:cs="Times New Roman"/>
-          <w:sz w:val="28"/>
-          <w:szCs w:val="28"/>
-          <w:lang w:val="ru-RU"/>
-        </w:rPr>
-        <w:t>растеризации отрезков и окружностей.</w:t>
+        <w:t xml:space="preserve"> соответствующие методы</w:t>
+      </w:r>
+      <w:r>
+        <w:rPr>
+          <w:rFonts w:ascii="Times New Roman" w:hAnsi="Times New Roman" w:cs="Times New Roman"/>
+          <w:sz w:val="28"/>
+          <w:szCs w:val="28"/>
+          <w:lang w:val="ru-RU"/>
+        </w:rPr>
+        <w:t>.</w:t>
       </w:r>
     </w:p>
     <w:p>
@@ -3134,7 +3679,43 @@
           <w:szCs w:val="28"/>
           <w:lang w:val="ru-RU"/>
         </w:rPr>
-        <w:t>сравнение алгоритмов и выделен лучший для использования на практике.</w:t>
+        <w:t>сравнение</w:t>
+      </w:r>
+      <w:r>
+        <w:rPr>
+          <w:rFonts w:ascii="Times New Roman" w:hAnsi="Times New Roman" w:cs="Times New Roman"/>
+          <w:sz w:val="28"/>
+          <w:szCs w:val="28"/>
+          <w:lang w:val="ru-RU"/>
+        </w:rPr>
+        <w:t xml:space="preserve"> эффективности</w:t>
+      </w:r>
+      <w:r>
+        <w:rPr>
+          <w:rFonts w:ascii="Times New Roman" w:hAnsi="Times New Roman" w:cs="Times New Roman"/>
+          <w:sz w:val="28"/>
+          <w:szCs w:val="28"/>
+          <w:lang w:val="ru-RU"/>
+        </w:rPr>
+        <w:t xml:space="preserve"> алгоритмов и </w:t>
+      </w:r>
+      <w:r>
+        <w:rPr>
+          <w:rFonts w:ascii="Times New Roman" w:hAnsi="Times New Roman" w:cs="Times New Roman"/>
+          <w:sz w:val="28"/>
+          <w:szCs w:val="28"/>
+          <w:lang w:val="ru-RU"/>
+        </w:rPr>
+        <w:t xml:space="preserve">определен </w:t>
+      </w:r>
+      <w:r>
+        <w:rPr>
+          <w:rFonts w:ascii="Times New Roman" w:hAnsi="Times New Roman" w:cs="Times New Roman"/>
+          <w:sz w:val="28"/>
+          <w:szCs w:val="28"/>
+          <w:lang w:val="ru-RU"/>
+        </w:rPr>
+        <w:t>лучший для использования на практике.</w:t>
       </w:r>
     </w:p>
     <w:p>
@@ -3164,7 +3745,25 @@
           <w:szCs w:val="28"/>
           <w:lang w:val="ru-RU"/>
         </w:rPr>
-        <w:t xml:space="preserve"> операционных систем </w:t>
+        <w:t xml:space="preserve"> операционных систем</w:t>
+      </w:r>
+      <w:r>
+        <w:rPr>
+          <w:rFonts w:ascii="Times New Roman" w:hAnsi="Times New Roman" w:cs="Times New Roman"/>
+          <w:sz w:val="28"/>
+          <w:szCs w:val="28"/>
+          <w:lang w:val="ru-RU"/>
+        </w:rPr>
+        <w:t>ах</w:t>
+      </w:r>
+      <w:r>
+        <w:rPr>
+          <w:rFonts w:ascii="Times New Roman" w:hAnsi="Times New Roman" w:cs="Times New Roman"/>
+          <w:sz w:val="28"/>
+          <w:szCs w:val="28"/>
+          <w:lang w:val="ru-RU"/>
+        </w:rPr>
+        <w:t xml:space="preserve"> </w:t>
       </w:r>
       <w:r>
         <w:rPr>
@@ -3548,6 +4147,92 @@
     </w:lvl>
   </w:abstractNum>
   <w:abstractNum w:abstractNumId="2" w15:restartNumberingAfterBreak="0">
+    <w:nsid w:val="13293B2A"/>
+    <w:multiLevelType w:val="hybridMultilevel"/>
+    <w:tmpl w:val="EA0EAC04"/>
+    <w:lvl w:ilvl="0" w:tplc="2000000F">
+      <w:start w:val="1"/>
+      <w:numFmt w:val="decimal"/>
+      <w:lvlText w:val="%1."/>
+      <w:lvlJc w:val="left"/>
+      <w:pPr>
+        <w:ind w:left="720" w:hanging="360"/>
+      </w:pPr>
+    </w:lvl>
+    <w:lvl w:ilvl="1" w:tplc="20000019" w:tentative="1">
+      <w:start w:val="1"/>
+      <w:numFmt w:val="lowerLetter"/>
+      <w:lvlText w:val="%2."/>
+      <w:lvlJc w:val="left"/>
+      <w:pPr>
+        <w:ind w:left="1440" w:hanging="360"/>
+      </w:pPr>
+    </w:lvl>
+    <w:lvl w:ilvl="2" w:tplc="2000001B" w:tentative="1">
+      <w:start w:val="1"/>
+      <w:numFmt w:val="lowerRoman"/>
+      <w:lvlText w:val="%3."/>
+      <w:lvlJc w:val="right"/>
+      <w:pPr>
+        <w:ind w:left="2160" w:hanging="180"/>
+      </w:pPr>
+    </w:lvl>
+    <w:lvl w:ilvl="3" w:tplc="2000000F" w:tentative="1">
+      <w:start w:val="1"/>
+      <w:numFmt w:val="decimal"/>
+      <w:lvlText w:val="%4."/>
+      <w:lvlJc w:val="left"/>
+      <w:pPr>
+        <w:ind w:left="2880" w:hanging="360"/>
+      </w:pPr>
+    </w:lvl>
+    <w:lvl w:ilvl="4" w:tplc="20000019" w:tentative="1">
+      <w:start w:val="1"/>
+      <w:numFmt w:val="lowerLetter"/>
+      <w:lvlText w:val="%5."/>
+      <w:lvlJc w:val="left"/>
+      <w:pPr>
+        <w:ind w:left="3600" w:hanging="360"/>
+      </w:pPr>
+    </w:lvl>
+    <w:lvl w:ilvl="5" w:tplc="2000001B" w:tentative="1">
+      <w:start w:val="1"/>
+      <w:numFmt w:val="lowerRoman"/>
+      <w:lvlText w:val="%6."/>
+      <w:lvlJc w:val="right"/>
+      <w:pPr>
+        <w:ind w:left="4320" w:hanging="180"/>
+      </w:pPr>
+    </w:lvl>
+    <w:lvl w:ilvl="6" w:tplc="2000000F" w:tentative="1">
+      <w:start w:val="1"/>
+      <w:numFmt w:val="decimal"/>
+      <w:lvlText w:val="%7."/>
+      <w:lvlJc w:val="left"/>
+      <w:pPr>
+        <w:ind w:left="5040" w:hanging="360"/>
+      </w:pPr>
+    </w:lvl>
+    <w:lvl w:ilvl="7" w:tplc="20000019" w:tentative="1">
+      <w:start w:val="1"/>
+      <w:numFmt w:val="lowerLetter"/>
+      <w:lvlText w:val="%8."/>
+      <w:lvlJc w:val="left"/>
+      <w:pPr>
+        <w:ind w:left="5760" w:hanging="360"/>
+      </w:pPr>
+    </w:lvl>
+    <w:lvl w:ilvl="8" w:tplc="2000001B" w:tentative="1">
+      <w:start w:val="1"/>
+      <w:numFmt w:val="lowerRoman"/>
+      <w:lvlText w:val="%9."/>
+      <w:lvlJc w:val="right"/>
+      <w:pPr>
+        <w:ind w:left="6480" w:hanging="180"/>
+      </w:pPr>
+    </w:lvl>
+  </w:abstractNum>
+  <w:abstractNum w:abstractNumId="3" w15:restartNumberingAfterBreak="0">
     <w:nsid w:val="1647572F"/>
     <w:multiLevelType w:val="hybridMultilevel"/>
     <w:tmpl w:val="EF6A56AE"/>
@@ -3660,7 +4345,7 @@
       </w:rPr>
     </w:lvl>
   </w:abstractNum>
-  <w:abstractNum w:abstractNumId="3" w15:restartNumberingAfterBreak="0">
+  <w:abstractNum w:abstractNumId="4" w15:restartNumberingAfterBreak="0">
     <w:nsid w:val="19E767C7"/>
     <w:multiLevelType w:val="multilevel"/>
     <w:tmpl w:val="2000001F"/>
@@ -3746,7 +4431,7 @@
       </w:pPr>
     </w:lvl>
   </w:abstractNum>
-  <w:abstractNum w:abstractNumId="4" w15:restartNumberingAfterBreak="0">
+  <w:abstractNum w:abstractNumId="5" w15:restartNumberingAfterBreak="0">
     <w:nsid w:val="27924881"/>
     <w:multiLevelType w:val="hybridMultilevel"/>
     <w:tmpl w:val="A51E0A88"/>
@@ -3859,7 +4544,7 @@
       </w:rPr>
     </w:lvl>
   </w:abstractNum>
-  <w:abstractNum w:abstractNumId="5" w15:restartNumberingAfterBreak="0">
+  <w:abstractNum w:abstractNumId="6" w15:restartNumberingAfterBreak="0">
     <w:nsid w:val="2A2D3AB1"/>
     <w:multiLevelType w:val="hybridMultilevel"/>
     <w:tmpl w:val="92622400"/>
@@ -3945,7 +4630,7 @@
       </w:pPr>
     </w:lvl>
   </w:abstractNum>
-  <w:abstractNum w:abstractNumId="6" w15:restartNumberingAfterBreak="0">
+  <w:abstractNum w:abstractNumId="7" w15:restartNumberingAfterBreak="0">
     <w:nsid w:val="3224413A"/>
     <w:multiLevelType w:val="hybridMultilevel"/>
     <w:tmpl w:val="269480E8"/>
@@ -4058,7 +4743,7 @@
       </w:rPr>
     </w:lvl>
   </w:abstractNum>
-  <w:abstractNum w:abstractNumId="7" w15:restartNumberingAfterBreak="0">
+  <w:abstractNum w:abstractNumId="8" w15:restartNumberingAfterBreak="0">
     <w:nsid w:val="33B86749"/>
     <w:multiLevelType w:val="hybridMultilevel"/>
     <w:tmpl w:val="F6DE421C"/>
@@ -4147,7 +4832,179 @@
       </w:pPr>
     </w:lvl>
   </w:abstractNum>
-  <w:abstractNum w:abstractNumId="8" w15:restartNumberingAfterBreak="0">
+  <w:abstractNum w:abstractNumId="9" w15:restartNumberingAfterBreak="0">
+    <w:nsid w:val="469C1DDE"/>
+    <w:multiLevelType w:val="hybridMultilevel"/>
+    <w:tmpl w:val="F640B910"/>
+    <w:lvl w:ilvl="0" w:tplc="2000000F">
+      <w:start w:val="1"/>
+      <w:numFmt w:val="decimal"/>
+      <w:lvlText w:val="%1."/>
+      <w:lvlJc w:val="left"/>
+      <w:pPr>
+        <w:ind w:left="720" w:hanging="360"/>
+      </w:pPr>
+    </w:lvl>
+    <w:lvl w:ilvl="1" w:tplc="20000019" w:tentative="1">
+      <w:start w:val="1"/>
+      <w:numFmt w:val="lowerLetter"/>
+      <w:lvlText w:val="%2."/>
+      <w:lvlJc w:val="left"/>
+      <w:pPr>
+        <w:ind w:left="1440" w:hanging="360"/>
+      </w:pPr>
+    </w:lvl>
+    <w:lvl w:ilvl="2" w:tplc="2000001B" w:tentative="1">
+      <w:start w:val="1"/>
+      <w:numFmt w:val="lowerRoman"/>
+      <w:lvlText w:val="%3."/>
+      <w:lvlJc w:val="right"/>
+      <w:pPr>
+        <w:ind w:left="2160" w:hanging="180"/>
+      </w:pPr>
+    </w:lvl>
+    <w:lvl w:ilvl="3" w:tplc="2000000F" w:tentative="1">
+      <w:start w:val="1"/>
+      <w:numFmt w:val="decimal"/>
+      <w:lvlText w:val="%4."/>
+      <w:lvlJc w:val="left"/>
+      <w:pPr>
+        <w:ind w:left="2880" w:hanging="360"/>
+      </w:pPr>
+    </w:lvl>
+    <w:lvl w:ilvl="4" w:tplc="20000019" w:tentative="1">
+      <w:start w:val="1"/>
+      <w:numFmt w:val="lowerLetter"/>
+      <w:lvlText w:val="%5."/>
+      <w:lvlJc w:val="left"/>
+      <w:pPr>
+        <w:ind w:left="3600" w:hanging="360"/>
+      </w:pPr>
+    </w:lvl>
+    <w:lvl w:ilvl="5" w:tplc="2000001B" w:tentative="1">
+      <w:start w:val="1"/>
+      <w:numFmt w:val="lowerRoman"/>
+      <w:lvlText w:val="%6."/>
+      <w:lvlJc w:val="right"/>
+      <w:pPr>
+        <w:ind w:left="4320" w:hanging="180"/>
+      </w:pPr>
+    </w:lvl>
+    <w:lvl w:ilvl="6" w:tplc="2000000F" w:tentative="1">
+      <w:start w:val="1"/>
+      <w:numFmt w:val="decimal"/>
+      <w:lvlText w:val="%7."/>
+      <w:lvlJc w:val="left"/>
+      <w:pPr>
+        <w:ind w:left="5040" w:hanging="360"/>
+      </w:pPr>
+    </w:lvl>
+    <w:lvl w:ilvl="7" w:tplc="20000019" w:tentative="1">
+      <w:start w:val="1"/>
+      <w:numFmt w:val="lowerLetter"/>
+      <w:lvlText w:val="%8."/>
+      <w:lvlJc w:val="left"/>
+      <w:pPr>
+        <w:ind w:left="5760" w:hanging="360"/>
+      </w:pPr>
+    </w:lvl>
+    <w:lvl w:ilvl="8" w:tplc="2000001B" w:tentative="1">
+      <w:start w:val="1"/>
+      <w:numFmt w:val="lowerRoman"/>
+      <w:lvlText w:val="%9."/>
+      <w:lvlJc w:val="right"/>
+      <w:pPr>
+        <w:ind w:left="6480" w:hanging="180"/>
+      </w:pPr>
+    </w:lvl>
+  </w:abstractNum>
+  <w:abstractNum w:abstractNumId="10" w15:restartNumberingAfterBreak="0">
+    <w:nsid w:val="4711172D"/>
+    <w:multiLevelType w:val="hybridMultilevel"/>
+    <w:tmpl w:val="837EE462"/>
+    <w:lvl w:ilvl="0" w:tplc="2000000F">
+      <w:start w:val="1"/>
+      <w:numFmt w:val="decimal"/>
+      <w:lvlText w:val="%1."/>
+      <w:lvlJc w:val="left"/>
+      <w:pPr>
+        <w:ind w:left="720" w:hanging="360"/>
+      </w:pPr>
+    </w:lvl>
+    <w:lvl w:ilvl="1" w:tplc="20000019" w:tentative="1">
+      <w:start w:val="1"/>
+      <w:numFmt w:val="lowerLetter"/>
+      <w:lvlText w:val="%2."/>
+      <w:lvlJc w:val="left"/>
+      <w:pPr>
+        <w:ind w:left="1440" w:hanging="360"/>
+      </w:pPr>
+    </w:lvl>
+    <w:lvl w:ilvl="2" w:tplc="2000001B" w:tentative="1">
+      <w:start w:val="1"/>
+      <w:numFmt w:val="lowerRoman"/>
+      <w:lvlText w:val="%3."/>
+      <w:lvlJc w:val="right"/>
+      <w:pPr>
+        <w:ind w:left="2160" w:hanging="180"/>
+      </w:pPr>
+    </w:lvl>
+    <w:lvl w:ilvl="3" w:tplc="2000000F" w:tentative="1">
+      <w:start w:val="1"/>
+      <w:numFmt w:val="decimal"/>
+      <w:lvlText w:val="%4."/>
+      <w:lvlJc w:val="left"/>
+      <w:pPr>
+        <w:ind w:left="2880" w:hanging="360"/>
+      </w:pPr>
+    </w:lvl>
+    <w:lvl w:ilvl="4" w:tplc="20000019" w:tentative="1">
+      <w:start w:val="1"/>
+      <w:numFmt w:val="lowerLetter"/>
+      <w:lvlText w:val="%5."/>
+      <w:lvlJc w:val="left"/>
+      <w:pPr>
+        <w:ind w:left="3600" w:hanging="360"/>
+      </w:pPr>
+    </w:lvl>
+    <w:lvl w:ilvl="5" w:tplc="2000001B" w:tentative="1">
+      <w:start w:val="1"/>
+      <w:numFmt w:val="lowerRoman"/>
+      <w:lvlText w:val="%6."/>
+      <w:lvlJc w:val="right"/>
+      <w:pPr>
+        <w:ind w:left="4320" w:hanging="180"/>
+      </w:pPr>
+    </w:lvl>
+    <w:lvl w:ilvl="6" w:tplc="2000000F" w:tentative="1">
+      <w:start w:val="1"/>
+      <w:numFmt w:val="decimal"/>
+      <w:lvlText w:val="%7."/>
+      <w:lvlJc w:val="left"/>
+      <w:pPr>
+        <w:ind w:left="5040" w:hanging="360"/>
+      </w:pPr>
+    </w:lvl>
+    <w:lvl w:ilvl="7" w:tplc="20000019" w:tentative="1">
+      <w:start w:val="1"/>
+      <w:numFmt w:val="lowerLetter"/>
+      <w:lvlText w:val="%8."/>
+      <w:lvlJc w:val="left"/>
+      <w:pPr>
+        <w:ind w:left="5760" w:hanging="360"/>
+      </w:pPr>
+    </w:lvl>
+    <w:lvl w:ilvl="8" w:tplc="2000001B" w:tentative="1">
+      <w:start w:val="1"/>
+      <w:numFmt w:val="lowerRoman"/>
+      <w:lvlText w:val="%9."/>
+      <w:lvlJc w:val="right"/>
+      <w:pPr>
+        <w:ind w:left="6480" w:hanging="180"/>
+      </w:pPr>
+    </w:lvl>
+  </w:abstractNum>
+  <w:abstractNum w:abstractNumId="11" w15:restartNumberingAfterBreak="0">
     <w:nsid w:val="64B95CD3"/>
     <w:multiLevelType w:val="hybridMultilevel"/>
     <w:tmpl w:val="C74406C6"/>
@@ -4260,7 +5117,179 @@
       </w:rPr>
     </w:lvl>
   </w:abstractNum>
-  <w:abstractNum w:abstractNumId="9" w15:restartNumberingAfterBreak="0">
+  <w:abstractNum w:abstractNumId="12" w15:restartNumberingAfterBreak="0">
+    <w:nsid w:val="6629768D"/>
+    <w:multiLevelType w:val="hybridMultilevel"/>
+    <w:tmpl w:val="B22A7D1C"/>
+    <w:lvl w:ilvl="0" w:tplc="2000000F">
+      <w:start w:val="1"/>
+      <w:numFmt w:val="decimal"/>
+      <w:lvlText w:val="%1."/>
+      <w:lvlJc w:val="left"/>
+      <w:pPr>
+        <w:ind w:left="1440" w:hanging="360"/>
+      </w:pPr>
+    </w:lvl>
+    <w:lvl w:ilvl="1" w:tplc="20000019" w:tentative="1">
+      <w:start w:val="1"/>
+      <w:numFmt w:val="lowerLetter"/>
+      <w:lvlText w:val="%2."/>
+      <w:lvlJc w:val="left"/>
+      <w:pPr>
+        <w:ind w:left="2160" w:hanging="360"/>
+      </w:pPr>
+    </w:lvl>
+    <w:lvl w:ilvl="2" w:tplc="2000001B" w:tentative="1">
+      <w:start w:val="1"/>
+      <w:numFmt w:val="lowerRoman"/>
+      <w:lvlText w:val="%3."/>
+      <w:lvlJc w:val="right"/>
+      <w:pPr>
+        <w:ind w:left="2880" w:hanging="180"/>
+      </w:pPr>
+    </w:lvl>
+    <w:lvl w:ilvl="3" w:tplc="2000000F" w:tentative="1">
+      <w:start w:val="1"/>
+      <w:numFmt w:val="decimal"/>
+      <w:lvlText w:val="%4."/>
+      <w:lvlJc w:val="left"/>
+      <w:pPr>
+        <w:ind w:left="3600" w:hanging="360"/>
+      </w:pPr>
+    </w:lvl>
+    <w:lvl w:ilvl="4" w:tplc="20000019" w:tentative="1">
+      <w:start w:val="1"/>
+      <w:numFmt w:val="lowerLetter"/>
+      <w:lvlText w:val="%5."/>
+      <w:lvlJc w:val="left"/>
+      <w:pPr>
+        <w:ind w:left="4320" w:hanging="360"/>
+      </w:pPr>
+    </w:lvl>
+    <w:lvl w:ilvl="5" w:tplc="2000001B" w:tentative="1">
+      <w:start w:val="1"/>
+      <w:numFmt w:val="lowerRoman"/>
+      <w:lvlText w:val="%6."/>
+      <w:lvlJc w:val="right"/>
+      <w:pPr>
+        <w:ind w:left="5040" w:hanging="180"/>
+      </w:pPr>
+    </w:lvl>
+    <w:lvl w:ilvl="6" w:tplc="2000000F" w:tentative="1">
+      <w:start w:val="1"/>
+      <w:numFmt w:val="decimal"/>
+      <w:lvlText w:val="%7."/>
+      <w:lvlJc w:val="left"/>
+      <w:pPr>
+        <w:ind w:left="5760" w:hanging="360"/>
+      </w:pPr>
+    </w:lvl>
+    <w:lvl w:ilvl="7" w:tplc="20000019" w:tentative="1">
+      <w:start w:val="1"/>
+      <w:numFmt w:val="lowerLetter"/>
+      <w:lvlText w:val="%8."/>
+      <w:lvlJc w:val="left"/>
+      <w:pPr>
+        <w:ind w:left="6480" w:hanging="360"/>
+      </w:pPr>
+    </w:lvl>
+    <w:lvl w:ilvl="8" w:tplc="2000001B" w:tentative="1">
+      <w:start w:val="1"/>
+      <w:numFmt w:val="lowerRoman"/>
+      <w:lvlText w:val="%9."/>
+      <w:lvlJc w:val="right"/>
+      <w:pPr>
+        <w:ind w:left="7200" w:hanging="180"/>
+      </w:pPr>
+    </w:lvl>
+  </w:abstractNum>
+  <w:abstractNum w:abstractNumId="13" w15:restartNumberingAfterBreak="0">
+    <w:nsid w:val="6D772EC2"/>
+    <w:multiLevelType w:val="hybridMultilevel"/>
+    <w:tmpl w:val="121C2EC0"/>
+    <w:lvl w:ilvl="0" w:tplc="2000000F">
+      <w:start w:val="1"/>
+      <w:numFmt w:val="decimal"/>
+      <w:lvlText w:val="%1."/>
+      <w:lvlJc w:val="left"/>
+      <w:pPr>
+        <w:ind w:left="720" w:hanging="360"/>
+      </w:pPr>
+    </w:lvl>
+    <w:lvl w:ilvl="1" w:tplc="20000019" w:tentative="1">
+      <w:start w:val="1"/>
+      <w:numFmt w:val="lowerLetter"/>
+      <w:lvlText w:val="%2."/>
+      <w:lvlJc w:val="left"/>
+      <w:pPr>
+        <w:ind w:left="1440" w:hanging="360"/>
+      </w:pPr>
+    </w:lvl>
+    <w:lvl w:ilvl="2" w:tplc="2000001B" w:tentative="1">
+      <w:start w:val="1"/>
+      <w:numFmt w:val="lowerRoman"/>
+      <w:lvlText w:val="%3."/>
+      <w:lvlJc w:val="right"/>
+      <w:pPr>
+        <w:ind w:left="2160" w:hanging="180"/>
+      </w:pPr>
+    </w:lvl>
+    <w:lvl w:ilvl="3" w:tplc="2000000F" w:tentative="1">
+      <w:start w:val="1"/>
+      <w:numFmt w:val="decimal"/>
+      <w:lvlText w:val="%4."/>
+      <w:lvlJc w:val="left"/>
+      <w:pPr>
+        <w:ind w:left="2880" w:hanging="360"/>
+      </w:pPr>
+    </w:lvl>
+    <w:lvl w:ilvl="4" w:tplc="20000019" w:tentative="1">
+      <w:start w:val="1"/>
+      <w:numFmt w:val="lowerLetter"/>
+      <w:lvlText w:val="%5."/>
+      <w:lvlJc w:val="left"/>
+      <w:pPr>
+        <w:ind w:left="3600" w:hanging="360"/>
+      </w:pPr>
+    </w:lvl>
+    <w:lvl w:ilvl="5" w:tplc="2000001B" w:tentative="1">
+      <w:start w:val="1"/>
+      <w:numFmt w:val="lowerRoman"/>
+      <w:lvlText w:val="%6."/>
+      <w:lvlJc w:val="right"/>
+      <w:pPr>
+        <w:ind w:left="4320" w:hanging="180"/>
+      </w:pPr>
+    </w:lvl>
+    <w:lvl w:ilvl="6" w:tplc="2000000F" w:tentative="1">
+      <w:start w:val="1"/>
+      <w:numFmt w:val="decimal"/>
+      <w:lvlText w:val="%7."/>
+      <w:lvlJc w:val="left"/>
+      <w:pPr>
+        <w:ind w:left="5040" w:hanging="360"/>
+      </w:pPr>
+    </w:lvl>
+    <w:lvl w:ilvl="7" w:tplc="20000019" w:tentative="1">
+      <w:start w:val="1"/>
+      <w:numFmt w:val="lowerLetter"/>
+      <w:lvlText w:val="%8."/>
+      <w:lvlJc w:val="left"/>
+      <w:pPr>
+        <w:ind w:left="5760" w:hanging="360"/>
+      </w:pPr>
+    </w:lvl>
+    <w:lvl w:ilvl="8" w:tplc="2000001B" w:tentative="1">
+      <w:start w:val="1"/>
+      <w:numFmt w:val="lowerRoman"/>
+      <w:lvlText w:val="%9."/>
+      <w:lvlJc w:val="right"/>
+      <w:pPr>
+        <w:ind w:left="6480" w:hanging="180"/>
+      </w:pPr>
+    </w:lvl>
+  </w:abstractNum>
+  <w:abstractNum w:abstractNumId="14" w15:restartNumberingAfterBreak="0">
     <w:nsid w:val="78AC32DC"/>
     <w:multiLevelType w:val="hybridMultilevel"/>
     <w:tmpl w:val="B484C6E0"/>
@@ -4373,7 +5402,7 @@
       </w:rPr>
     </w:lvl>
   </w:abstractNum>
-  <w:abstractNum w:abstractNumId="10" w15:restartNumberingAfterBreak="0">
+  <w:abstractNum w:abstractNumId="15" w15:restartNumberingAfterBreak="0">
     <w:nsid w:val="7B360E61"/>
     <w:multiLevelType w:val="hybridMultilevel"/>
     <w:tmpl w:val="12C8DB6C"/>
@@ -4462,38 +5491,142 @@
       </w:pPr>
     </w:lvl>
   </w:abstractNum>
+  <w:abstractNum w:abstractNumId="16" w15:restartNumberingAfterBreak="0">
+    <w:nsid w:val="7D0E499E"/>
+    <w:multiLevelType w:val="hybridMultilevel"/>
+    <w:tmpl w:val="ED50DA1E"/>
+    <w:lvl w:ilvl="0" w:tplc="2000000F">
+      <w:start w:val="1"/>
+      <w:numFmt w:val="decimal"/>
+      <w:lvlText w:val="%1."/>
+      <w:lvlJc w:val="left"/>
+      <w:pPr>
+        <w:ind w:left="720" w:hanging="360"/>
+      </w:pPr>
+    </w:lvl>
+    <w:lvl w:ilvl="1" w:tplc="20000019" w:tentative="1">
+      <w:start w:val="1"/>
+      <w:numFmt w:val="lowerLetter"/>
+      <w:lvlText w:val="%2."/>
+      <w:lvlJc w:val="left"/>
+      <w:pPr>
+        <w:ind w:left="1440" w:hanging="360"/>
+      </w:pPr>
+    </w:lvl>
+    <w:lvl w:ilvl="2" w:tplc="2000001B" w:tentative="1">
+      <w:start w:val="1"/>
+      <w:numFmt w:val="lowerRoman"/>
+      <w:lvlText w:val="%3."/>
+      <w:lvlJc w:val="right"/>
+      <w:pPr>
+        <w:ind w:left="2160" w:hanging="180"/>
+      </w:pPr>
+    </w:lvl>
+    <w:lvl w:ilvl="3" w:tplc="2000000F" w:tentative="1">
+      <w:start w:val="1"/>
+      <w:numFmt w:val="decimal"/>
+      <w:lvlText w:val="%4."/>
+      <w:lvlJc w:val="left"/>
+      <w:pPr>
+        <w:ind w:left="2880" w:hanging="360"/>
+      </w:pPr>
+    </w:lvl>
+    <w:lvl w:ilvl="4" w:tplc="20000019" w:tentative="1">
+      <w:start w:val="1"/>
+      <w:numFmt w:val="lowerLetter"/>
+      <w:lvlText w:val="%5."/>
+      <w:lvlJc w:val="left"/>
+      <w:pPr>
+        <w:ind w:left="3600" w:hanging="360"/>
+      </w:pPr>
+    </w:lvl>
+    <w:lvl w:ilvl="5" w:tplc="2000001B" w:tentative="1">
+      <w:start w:val="1"/>
+      <w:numFmt w:val="lowerRoman"/>
+      <w:lvlText w:val="%6."/>
+      <w:lvlJc w:val="right"/>
+      <w:pPr>
+        <w:ind w:left="4320" w:hanging="180"/>
+      </w:pPr>
+    </w:lvl>
+    <w:lvl w:ilvl="6" w:tplc="2000000F" w:tentative="1">
+      <w:start w:val="1"/>
+      <w:numFmt w:val="decimal"/>
+      <w:lvlText w:val="%7."/>
+      <w:lvlJc w:val="left"/>
+      <w:pPr>
+        <w:ind w:left="5040" w:hanging="360"/>
+      </w:pPr>
+    </w:lvl>
+    <w:lvl w:ilvl="7" w:tplc="20000019" w:tentative="1">
+      <w:start w:val="1"/>
+      <w:numFmt w:val="lowerLetter"/>
+      <w:lvlText w:val="%8."/>
+      <w:lvlJc w:val="left"/>
+      <w:pPr>
+        <w:ind w:left="5760" w:hanging="360"/>
+      </w:pPr>
+    </w:lvl>
+    <w:lvl w:ilvl="8" w:tplc="2000001B" w:tentative="1">
+      <w:start w:val="1"/>
+      <w:numFmt w:val="lowerRoman"/>
+      <w:lvlText w:val="%9."/>
+      <w:lvlJc w:val="right"/>
+      <w:pPr>
+        <w:ind w:left="6480" w:hanging="180"/>
+      </w:pPr>
+    </w:lvl>
+  </w:abstractNum>
   <w:num w:numId="1">
-    <w:abstractNumId w:val="10"/>
+    <w:abstractNumId w:val="15"/>
   </w:num>
   <w:num w:numId="2">
-    <w:abstractNumId w:val="7"/>
+    <w:abstractNumId w:val="8"/>
   </w:num>
   <w:num w:numId="3">
     <w:abstractNumId w:val="1"/>
   </w:num>
   <w:num w:numId="4">
-    <w:abstractNumId w:val="3"/>
+    <w:abstractNumId w:val="4"/>
   </w:num>
   <w:num w:numId="5">
-    <w:abstractNumId w:val="6"/>
+    <w:abstractNumId w:val="7"/>
   </w:num>
   <w:num w:numId="6">
-    <w:abstractNumId w:val="9"/>
+    <w:abstractNumId w:val="14"/>
   </w:num>
   <w:num w:numId="7">
-    <w:abstractNumId w:val="8"/>
+    <w:abstractNumId w:val="11"/>
   </w:num>
   <w:num w:numId="8">
     <w:abstractNumId w:val="0"/>
   </w:num>
   <w:num w:numId="9">
+    <w:abstractNumId w:val="6"/>
+  </w:num>
+  <w:num w:numId="10">
     <w:abstractNumId w:val="5"/>
   </w:num>
-  <w:num w:numId="10">
-    <w:abstractNumId w:val="4"/>
+  <w:num w:numId="11">
+    <w:abstractNumId w:val="3"/>
   </w:num>
-  <w:num w:numId="11">
+  <w:num w:numId="12">
+    <w:abstractNumId w:val="13"/>
+  </w:num>
+  <w:num w:numId="13">
     <w:abstractNumId w:val="2"/>
+  </w:num>
+  <w:num w:numId="14">
+    <w:abstractNumId w:val="12"/>
+  </w:num>
+  <w:num w:numId="15">
+    <w:abstractNumId w:val="16"/>
+  </w:num>
+  <w:num w:numId="16">
+    <w:abstractNumId w:val="10"/>
+  </w:num>
+  <w:num w:numId="17">
+    <w:abstractNumId w:val="9"/>
   </w:num>
 </w:numbering>
 </file>
@@ -4900,6 +6033,7 @@
   <w:style w:type="character" w:default="1" w:styleId="a0">
     <w:name w:val="Default Paragraph Font"/>
     <w:uiPriority w:val="1"/>
+    <w:semiHidden/>
     <w:unhideWhenUsed/>
   </w:style>
   <w:style w:type="table" w:default="1" w:styleId="a1">

--- a/5. 2D part two/Отчёт 5 ПКГ Зорин.docx
+++ b/5. 2D part two/Отчёт 5 ПКГ Зорин.docx
@@ -1485,7 +1485,7 @@
           <w:szCs w:val="32"/>
           <w:lang w:val="ru-RU"/>
         </w:rPr>
-        <w:t>2</w:t>
+        <w:t>2.</w:t>
       </w:r>
       <w:r>
         <w:rPr>
@@ -1494,7 +1494,7 @@
           <w:szCs w:val="32"/>
           <w:lang w:val="ru-RU"/>
         </w:rPr>
-        <w:t>.</w:t>
+        <w:t xml:space="preserve"> </w:t>
       </w:r>
       <w:r>
         <w:rPr>
@@ -1503,25 +1503,7 @@
           <w:szCs w:val="32"/>
           <w:lang w:val="ru-RU"/>
         </w:rPr>
-        <w:t xml:space="preserve"> </w:t>
-      </w:r>
-      <w:r>
-        <w:rPr>
-          <w:rFonts w:ascii="Times New Roman" w:hAnsi="Times New Roman" w:cs="Times New Roman"/>
-          <w:sz w:val="32"/>
-          <w:szCs w:val="32"/>
-          <w:lang w:val="ru-RU"/>
-        </w:rPr>
-        <w:t xml:space="preserve">Отсечение </w:t>
-      </w:r>
-      <w:r>
-        <w:rPr>
-          <w:rFonts w:ascii="Times New Roman" w:hAnsi="Times New Roman" w:cs="Times New Roman"/>
-          <w:sz w:val="32"/>
-          <w:szCs w:val="32"/>
-          <w:lang w:val="ru-RU"/>
-        </w:rPr>
-        <w:t>полигонов</w:t>
+        <w:t>Отсечение полигонов</w:t>
       </w:r>
     </w:p>
     <w:p>
@@ -1595,16 +1577,7 @@
           <w:szCs w:val="28"/>
           <w:lang w:val="ru-RU"/>
         </w:rPr>
-        <w:t xml:space="preserve"> отсечения выпуклого самонепересекающегося полигона другим выпуклым </w:t>
-      </w:r>
-      <w:r>
-        <w:rPr>
-          <w:rFonts w:ascii="Times New Roman" w:hAnsi="Times New Roman" w:cs="Times New Roman"/>
-          <w:sz w:val="28"/>
-          <w:szCs w:val="28"/>
-          <w:lang w:val="ru-RU"/>
-        </w:rPr>
-        <w:t>самонепересекающ</w:t>
+        <w:t xml:space="preserve"> отсечения выпуклого самонепересекающегося полигона другим выпуклым самонепересекающ</w:t>
       </w:r>
       <w:r>
         <w:rPr>
@@ -1622,16 +1595,7 @@
           <w:szCs w:val="28"/>
           <w:lang w:val="ru-RU"/>
         </w:rPr>
-        <w:t>ся</w:t>
-      </w:r>
-      <w:r>
-        <w:rPr>
-          <w:rFonts w:ascii="Times New Roman" w:hAnsi="Times New Roman" w:cs="Times New Roman"/>
-          <w:sz w:val="28"/>
-          <w:szCs w:val="28"/>
-          <w:lang w:val="ru-RU"/>
-        </w:rPr>
-        <w:t xml:space="preserve"> полигоном.</w:t>
+        <w:t>ся полигоном.</w:t>
       </w:r>
       <w:r>
         <w:rPr>
@@ -1816,25 +1780,7 @@
           <w:szCs w:val="28"/>
           <w:lang w:val="ru-RU"/>
         </w:rPr>
-        <w:t xml:space="preserve">Ребро полностью лежит слева от </w:t>
-      </w:r>
-      <w:r>
-        <w:rPr>
-          <w:rFonts w:ascii="Times New Roman" w:hAnsi="Times New Roman" w:cs="Times New Roman"/>
-          <w:sz w:val="28"/>
-          <w:szCs w:val="28"/>
-          <w:lang w:val="ru-RU"/>
-        </w:rPr>
-        <w:t>текущего</w:t>
-      </w:r>
-      <w:r>
-        <w:rPr>
-          <w:rFonts w:ascii="Times New Roman" w:hAnsi="Times New Roman" w:cs="Times New Roman"/>
-          <w:sz w:val="28"/>
-          <w:szCs w:val="28"/>
-          <w:lang w:val="ru-RU"/>
-        </w:rPr>
-        <w:t xml:space="preserve"> ребра отсекателя. Это означает, что обе вершины не будут отсечены на текущей итерации, а в новый полигон будет добавлена конечная вершина ребра (предположительно начальная вершина уже добавлена в новый полигон при рассмотрении предыдущего ребра по левостороннем обходе, которое</w:t>
+        <w:t>Ребро полностью лежит слева от текущего ребра отсекателя. Это означает, что обе вершины не будут отсечены на текущей итерации, а в новый полигон будет добавлена конечная вершина ребра (предположительно начальная вершина уже добавлена в новый полигон при рассмотрении предыдущего ребра по левостороннем обходе, которое</w:t>
       </w:r>
       <w:r>
         <w:rPr>
@@ -3355,7 +3301,25 @@
           <w:szCs w:val="28"/>
           <w:lang w:val="ru-RU"/>
         </w:rPr>
-        <w:t xml:space="preserve"> чтение данных ищ текстового файла</w:t>
+        <w:t xml:space="preserve"> чтение данных и</w:t>
+      </w:r>
+      <w:r>
+        <w:rPr>
+          <w:rFonts w:ascii="Times New Roman" w:hAnsi="Times New Roman" w:cs="Times New Roman"/>
+          <w:sz w:val="28"/>
+          <w:szCs w:val="28"/>
+          <w:lang w:val="ru-RU"/>
+        </w:rPr>
+        <w:t>з</w:t>
+      </w:r>
+      <w:r>
+        <w:rPr>
+          <w:rFonts w:ascii="Times New Roman" w:hAnsi="Times New Roman" w:cs="Times New Roman"/>
+          <w:sz w:val="28"/>
+          <w:szCs w:val="28"/>
+          <w:lang w:val="ru-RU"/>
+        </w:rPr>
+        <w:t xml:space="preserve"> текстового файла</w:t>
       </w:r>
       <w:r>
         <w:rPr>
